--- a/elec-system/projects/DEMO-2025-001_Офисный_центр/docs/load_table_by_panel.docx
+++ b/elec-system/projects/DEMO-2025-001_Офисный_центр/docs/load_table_by_panel.docx
@@ -24,7 +24,7 @@
         <w:jc w:val="center"/>
       </w:pPr>
       <w:r>
-        <w:t>Дата: 2026-04-26  |  ГОСТ 21.613</w:t>
+        <w:t>Дата: 2026-04-28  |  ГОСТ 21.613</w:t>
       </w:r>
     </w:p>
     <w:p/>
@@ -349,7 +349,7 @@
                 <w:b w:val="0"/>
                 <w:sz w:val="16"/>
               </w:rPr>
-              <w:t>1.00</w:t>
+              <w:t>0.95</w:t>
             </w:r>
           </w:p>
         </w:tc>
@@ -491,7 +491,7 @@
                 <w:b w:val="0"/>
                 <w:sz w:val="16"/>
               </w:rPr>
-              <w:t>1.00</w:t>
+              <w:t>0.95</w:t>
             </w:r>
           </w:p>
         </w:tc>
@@ -983,7 +983,7 @@
                 <w:b w:val="0"/>
                 <w:sz w:val="16"/>
               </w:rPr>
-              <w:t>1.00</w:t>
+              <w:t>0.80</w:t>
             </w:r>
           </w:p>
         </w:tc>
@@ -1125,7 +1125,7 @@
                 <w:b w:val="0"/>
                 <w:sz w:val="16"/>
               </w:rPr>
-              <w:t>1.00</w:t>
+              <w:t>0.80</w:t>
             </w:r>
           </w:p>
         </w:tc>
@@ -1267,7 +1267,7 @@
                 <w:b w:val="0"/>
                 <w:sz w:val="16"/>
               </w:rPr>
-              <w:t>1.00</w:t>
+              <w:t>0.80</w:t>
             </w:r>
           </w:p>
         </w:tc>
@@ -1759,7 +1759,7 @@
                 <w:b w:val="0"/>
                 <w:sz w:val="16"/>
               </w:rPr>
-              <w:t>1.00</w:t>
+              <w:t>0.85</w:t>
             </w:r>
           </w:p>
         </w:tc>
@@ -1931,8 +1931,1626 @@
     </w:tbl>
     <w:p/>
     <w:p>
+      <w:pPr>
+        <w:pStyle w:val="Heading2"/>
+      </w:pPr>
       <w:r>
-        <w:t>ИТОГО по ВРУ:  Pуст=28.00 кВт  Pрасч=21.00 кВт  Iвру=37.38 А  cosφ=0.854</w:t>
+        <w:t>Щит ЩОВ-1 — Щит отопления №1</w:t>
+      </w:r>
+    </w:p>
+    <w:tbl>
+      <w:tblPr>
+        <w:tblStyle w:val="TableGrid"/>
+        <w:tblW w:type="auto" w:w="0"/>
+        <w:tblLook w:firstColumn="1" w:firstRow="1" w:lastColumn="0" w:lastRow="0" w:noHBand="0" w:noVBand="1" w:val="04A0"/>
+      </w:tblPr>
+      <w:tblGrid>
+        <w:gridCol w:w="864"/>
+        <w:gridCol w:w="864"/>
+        <w:gridCol w:w="864"/>
+        <w:gridCol w:w="864"/>
+        <w:gridCol w:w="864"/>
+        <w:gridCol w:w="864"/>
+        <w:gridCol w:w="864"/>
+        <w:gridCol w:w="864"/>
+        <w:gridCol w:w="864"/>
+        <w:gridCol w:w="864"/>
+      </w:tblGrid>
+      <w:tr>
+        <w:tc>
+          <w:tcPr>
+            <w:tcW w:type="dxa" w:w="680"/>
+            <w:vAlign w:val="center"/>
+          </w:tcPr>
+          <w:p>
+            <w:pPr>
+              <w:jc w:val="center"/>
+            </w:pPr>
+            <w:r>
+              <w:rPr>
+                <w:b/>
+                <w:sz w:val="18"/>
+              </w:rPr>
+              <w:t>Поз.</w:t>
+            </w:r>
+          </w:p>
+        </w:tc>
+        <w:tc>
+          <w:tcPr>
+            <w:tcW w:type="dxa" w:w="3118"/>
+            <w:vAlign w:val="center"/>
+          </w:tcPr>
+          <w:p>
+            <w:pPr>
+              <w:jc w:val="center"/>
+            </w:pPr>
+            <w:r>
+              <w:rPr>
+                <w:b/>
+                <w:sz w:val="18"/>
+              </w:rPr>
+              <w:t>Наименование</w:t>
+            </w:r>
+          </w:p>
+        </w:tc>
+        <w:tc>
+          <w:tcPr>
+            <w:tcW w:type="dxa" w:w="1134"/>
+            <w:vAlign w:val="center"/>
+          </w:tcPr>
+          <w:p>
+            <w:pPr>
+              <w:jc w:val="center"/>
+            </w:pPr>
+            <w:r>
+              <w:rPr>
+                <w:b/>
+                <w:sz w:val="18"/>
+              </w:rPr>
+              <w:t>Тип</w:t>
+            </w:r>
+          </w:p>
+        </w:tc>
+        <w:tc>
+          <w:tcPr>
+            <w:tcW w:type="dxa" w:w="567"/>
+            <w:vAlign w:val="center"/>
+          </w:tcPr>
+          <w:p>
+            <w:pPr>
+              <w:jc w:val="center"/>
+            </w:pPr>
+            <w:r>
+              <w:rPr>
+                <w:b/>
+                <w:sz w:val="18"/>
+              </w:rPr>
+              <w:t>Кат.</w:t>
+            </w:r>
+          </w:p>
+        </w:tc>
+        <w:tc>
+          <w:tcPr>
+            <w:tcW w:type="dxa" w:w="850"/>
+            <w:vAlign w:val="center"/>
+          </w:tcPr>
+          <w:p>
+            <w:pPr>
+              <w:jc w:val="center"/>
+            </w:pPr>
+            <w:r>
+              <w:rPr>
+                <w:b/>
+                <w:sz w:val="18"/>
+              </w:rPr>
+              <w:t>Pуст</w:t>
+              <w:br/>
+              <w:t>кВт</w:t>
+            </w:r>
+          </w:p>
+        </w:tc>
+        <w:tc>
+          <w:tcPr>
+            <w:tcW w:type="dxa" w:w="567"/>
+            <w:vAlign w:val="center"/>
+          </w:tcPr>
+          <w:p>
+            <w:pPr>
+              <w:jc w:val="center"/>
+            </w:pPr>
+            <w:r>
+              <w:rPr>
+                <w:b/>
+                <w:sz w:val="18"/>
+              </w:rPr>
+              <w:t>Кс</w:t>
+            </w:r>
+          </w:p>
+        </w:tc>
+        <w:tc>
+          <w:tcPr>
+            <w:tcW w:type="dxa" w:w="850"/>
+            <w:vAlign w:val="center"/>
+          </w:tcPr>
+          <w:p>
+            <w:pPr>
+              <w:jc w:val="center"/>
+            </w:pPr>
+            <w:r>
+              <w:rPr>
+                <w:b/>
+                <w:sz w:val="18"/>
+              </w:rPr>
+              <w:t>Pрасч</w:t>
+              <w:br/>
+              <w:t>кВт</w:t>
+            </w:r>
+          </w:p>
+        </w:tc>
+        <w:tc>
+          <w:tcPr>
+            <w:tcW w:type="dxa" w:w="680"/>
+            <w:vAlign w:val="center"/>
+          </w:tcPr>
+          <w:p>
+            <w:pPr>
+              <w:jc w:val="center"/>
+            </w:pPr>
+            <w:r>
+              <w:rPr>
+                <w:b/>
+                <w:sz w:val="18"/>
+              </w:rPr>
+              <w:t>cosφ</w:t>
+            </w:r>
+          </w:p>
+        </w:tc>
+        <w:tc>
+          <w:tcPr>
+            <w:tcW w:type="dxa" w:w="2268"/>
+            <w:vAlign w:val="center"/>
+          </w:tcPr>
+          <w:p>
+            <w:pPr>
+              <w:jc w:val="center"/>
+            </w:pPr>
+            <w:r>
+              <w:rPr>
+                <w:b/>
+                <w:sz w:val="18"/>
+              </w:rPr>
+              <w:t>Кабель</w:t>
+            </w:r>
+          </w:p>
+        </w:tc>
+        <w:tc>
+          <w:tcPr>
+            <w:tcW w:type="dxa" w:w="850"/>
+            <w:vAlign w:val="center"/>
+          </w:tcPr>
+          <w:p>
+            <w:pPr>
+              <w:jc w:val="center"/>
+            </w:pPr>
+            <w:r>
+              <w:rPr>
+                <w:b/>
+                <w:sz w:val="18"/>
+              </w:rPr>
+              <w:t>АВ, А</w:t>
+            </w:r>
+          </w:p>
+        </w:tc>
+      </w:tr>
+      <w:tr>
+        <w:tc>
+          <w:tcPr>
+            <w:tcW w:type="dxa" w:w="864"/>
+          </w:tcPr>
+          <w:p>
+            <w:r>
+              <w:rPr>
+                <w:b w:val="0"/>
+                <w:sz w:val="16"/>
+              </w:rPr>
+              <w:t>НО-01</w:t>
+            </w:r>
+          </w:p>
+        </w:tc>
+        <w:tc>
+          <w:tcPr>
+            <w:tcW w:type="dxa" w:w="864"/>
+          </w:tcPr>
+          <w:p>
+            <w:r>
+              <w:rPr>
+                <w:b w:val="0"/>
+                <w:sz w:val="16"/>
+              </w:rPr>
+              <w:t>Насос отопления основной</w:t>
+            </w:r>
+          </w:p>
+        </w:tc>
+        <w:tc>
+          <w:tcPr>
+            <w:tcW w:type="dxa" w:w="864"/>
+          </w:tcPr>
+          <w:p>
+            <w:r>
+              <w:rPr>
+                <w:b w:val="0"/>
+                <w:sz w:val="16"/>
+              </w:rPr>
+              <w:t>pump</w:t>
+            </w:r>
+          </w:p>
+        </w:tc>
+        <w:tc>
+          <w:tcPr>
+            <w:tcW w:type="dxa" w:w="864"/>
+          </w:tcPr>
+          <w:p>
+            <w:r>
+              <w:rPr>
+                <w:b w:val="0"/>
+                <w:sz w:val="16"/>
+              </w:rPr>
+              <w:t>2</w:t>
+            </w:r>
+          </w:p>
+        </w:tc>
+        <w:tc>
+          <w:tcPr>
+            <w:tcW w:type="dxa" w:w="864"/>
+          </w:tcPr>
+          <w:p>
+            <w:r>
+              <w:rPr>
+                <w:b w:val="0"/>
+                <w:sz w:val="16"/>
+              </w:rPr>
+              <w:t>3.00</w:t>
+            </w:r>
+          </w:p>
+        </w:tc>
+        <w:tc>
+          <w:tcPr>
+            <w:tcW w:type="dxa" w:w="864"/>
+          </w:tcPr>
+          <w:p>
+            <w:r>
+              <w:rPr>
+                <w:b w:val="0"/>
+                <w:sz w:val="16"/>
+              </w:rPr>
+              <w:t>0.80</w:t>
+            </w:r>
+          </w:p>
+        </w:tc>
+        <w:tc>
+          <w:tcPr>
+            <w:tcW w:type="dxa" w:w="864"/>
+          </w:tcPr>
+          <w:p>
+            <w:r>
+              <w:rPr>
+                <w:b w:val="0"/>
+                <w:sz w:val="16"/>
+              </w:rPr>
+              <w:t>2.40</w:t>
+            </w:r>
+          </w:p>
+        </w:tc>
+        <w:tc>
+          <w:tcPr>
+            <w:tcW w:type="dxa" w:w="864"/>
+          </w:tcPr>
+          <w:p>
+            <w:r>
+              <w:rPr>
+                <w:b w:val="0"/>
+                <w:sz w:val="16"/>
+              </w:rPr>
+              <w:t>0.85</w:t>
+            </w:r>
+          </w:p>
+        </w:tc>
+        <w:tc>
+          <w:tcPr>
+            <w:tcW w:type="dxa" w:w="864"/>
+          </w:tcPr>
+          <w:p>
+            <w:r>
+              <w:rPr>
+                <w:b w:val="0"/>
+                <w:sz w:val="16"/>
+              </w:rPr>
+              <w:t>ВВГнг-LS 4×1.5мм²</w:t>
+            </w:r>
+          </w:p>
+        </w:tc>
+        <w:tc>
+          <w:tcPr>
+            <w:tcW w:type="dxa" w:w="864"/>
+          </w:tcPr>
+          <w:p>
+            <w:r>
+              <w:rPr>
+                <w:b w:val="0"/>
+                <w:sz w:val="16"/>
+              </w:rPr>
+              <w:t>6</w:t>
+            </w:r>
+          </w:p>
+        </w:tc>
+      </w:tr>
+      <w:tr>
+        <w:tc>
+          <w:tcPr>
+            <w:tcW w:type="dxa" w:w="864"/>
+          </w:tcPr>
+          <w:p>
+            <w:r>
+              <w:rPr>
+                <w:b/>
+                <w:sz w:val="16"/>
+              </w:rPr>
+            </w:r>
+          </w:p>
+        </w:tc>
+        <w:tc>
+          <w:tcPr>
+            <w:tcW w:type="dxa" w:w="864"/>
+          </w:tcPr>
+          <w:p>
+            <w:r>
+              <w:rPr>
+                <w:b/>
+                <w:sz w:val="16"/>
+              </w:rPr>
+              <w:t>ИТОГО:</w:t>
+            </w:r>
+          </w:p>
+        </w:tc>
+        <w:tc>
+          <w:tcPr>
+            <w:tcW w:type="dxa" w:w="864"/>
+          </w:tcPr>
+          <w:p>
+            <w:r>
+              <w:rPr>
+                <w:b/>
+                <w:sz w:val="16"/>
+              </w:rPr>
+            </w:r>
+          </w:p>
+        </w:tc>
+        <w:tc>
+          <w:tcPr>
+            <w:tcW w:type="dxa" w:w="864"/>
+          </w:tcPr>
+          <w:p>
+            <w:r>
+              <w:rPr>
+                <w:b/>
+                <w:sz w:val="16"/>
+              </w:rPr>
+            </w:r>
+          </w:p>
+        </w:tc>
+        <w:tc>
+          <w:tcPr>
+            <w:tcW w:type="dxa" w:w="864"/>
+          </w:tcPr>
+          <w:p>
+            <w:r>
+              <w:rPr>
+                <w:b/>
+                <w:sz w:val="16"/>
+              </w:rPr>
+              <w:t>6.00</w:t>
+            </w:r>
+          </w:p>
+        </w:tc>
+        <w:tc>
+          <w:tcPr>
+            <w:tcW w:type="dxa" w:w="864"/>
+          </w:tcPr>
+          <w:p>
+            <w:r>
+              <w:rPr>
+                <w:b/>
+                <w:sz w:val="16"/>
+              </w:rPr>
+            </w:r>
+          </w:p>
+        </w:tc>
+        <w:tc>
+          <w:tcPr>
+            <w:tcW w:type="dxa" w:w="864"/>
+          </w:tcPr>
+          <w:p>
+            <w:r>
+              <w:rPr>
+                <w:b/>
+                <w:sz w:val="16"/>
+              </w:rPr>
+              <w:t>2.40</w:t>
+            </w:r>
+          </w:p>
+        </w:tc>
+        <w:tc>
+          <w:tcPr>
+            <w:tcW w:type="dxa" w:w="864"/>
+          </w:tcPr>
+          <w:p>
+            <w:r>
+              <w:rPr>
+                <w:b/>
+                <w:sz w:val="16"/>
+              </w:rPr>
+              <w:t>0.85</w:t>
+            </w:r>
+          </w:p>
+        </w:tc>
+        <w:tc>
+          <w:tcPr>
+            <w:tcW w:type="dxa" w:w="864"/>
+          </w:tcPr>
+          <w:p>
+            <w:r>
+              <w:rPr>
+                <w:b/>
+                <w:sz w:val="16"/>
+              </w:rPr>
+            </w:r>
+          </w:p>
+        </w:tc>
+        <w:tc>
+          <w:tcPr>
+            <w:tcW w:type="dxa" w:w="864"/>
+          </w:tcPr>
+          <w:p>
+            <w:r>
+              <w:rPr>
+                <w:b/>
+                <w:sz w:val="16"/>
+              </w:rPr>
+            </w:r>
+          </w:p>
+        </w:tc>
+      </w:tr>
+    </w:tbl>
+    <w:p/>
+    <w:p>
+      <w:pPr>
+        <w:pStyle w:val="Heading2"/>
+      </w:pPr>
+      <w:r>
+        <w:t>Щит ЩВК-1 — Щит вентиляции №1</w:t>
+      </w:r>
+    </w:p>
+    <w:tbl>
+      <w:tblPr>
+        <w:tblStyle w:val="TableGrid"/>
+        <w:tblW w:type="auto" w:w="0"/>
+        <w:tblLook w:firstColumn="1" w:firstRow="1" w:lastColumn="0" w:lastRow="0" w:noHBand="0" w:noVBand="1" w:val="04A0"/>
+      </w:tblPr>
+      <w:tblGrid>
+        <w:gridCol w:w="864"/>
+        <w:gridCol w:w="864"/>
+        <w:gridCol w:w="864"/>
+        <w:gridCol w:w="864"/>
+        <w:gridCol w:w="864"/>
+        <w:gridCol w:w="864"/>
+        <w:gridCol w:w="864"/>
+        <w:gridCol w:w="864"/>
+        <w:gridCol w:w="864"/>
+        <w:gridCol w:w="864"/>
+      </w:tblGrid>
+      <w:tr>
+        <w:tc>
+          <w:tcPr>
+            <w:tcW w:type="dxa" w:w="680"/>
+            <w:vAlign w:val="center"/>
+          </w:tcPr>
+          <w:p>
+            <w:pPr>
+              <w:jc w:val="center"/>
+            </w:pPr>
+            <w:r>
+              <w:rPr>
+                <w:b/>
+                <w:sz w:val="18"/>
+              </w:rPr>
+              <w:t>Поз.</w:t>
+            </w:r>
+          </w:p>
+        </w:tc>
+        <w:tc>
+          <w:tcPr>
+            <w:tcW w:type="dxa" w:w="3118"/>
+            <w:vAlign w:val="center"/>
+          </w:tcPr>
+          <w:p>
+            <w:pPr>
+              <w:jc w:val="center"/>
+            </w:pPr>
+            <w:r>
+              <w:rPr>
+                <w:b/>
+                <w:sz w:val="18"/>
+              </w:rPr>
+              <w:t>Наименование</w:t>
+            </w:r>
+          </w:p>
+        </w:tc>
+        <w:tc>
+          <w:tcPr>
+            <w:tcW w:type="dxa" w:w="1134"/>
+            <w:vAlign w:val="center"/>
+          </w:tcPr>
+          <w:p>
+            <w:pPr>
+              <w:jc w:val="center"/>
+            </w:pPr>
+            <w:r>
+              <w:rPr>
+                <w:b/>
+                <w:sz w:val="18"/>
+              </w:rPr>
+              <w:t>Тип</w:t>
+            </w:r>
+          </w:p>
+        </w:tc>
+        <w:tc>
+          <w:tcPr>
+            <w:tcW w:type="dxa" w:w="567"/>
+            <w:vAlign w:val="center"/>
+          </w:tcPr>
+          <w:p>
+            <w:pPr>
+              <w:jc w:val="center"/>
+            </w:pPr>
+            <w:r>
+              <w:rPr>
+                <w:b/>
+                <w:sz w:val="18"/>
+              </w:rPr>
+              <w:t>Кат.</w:t>
+            </w:r>
+          </w:p>
+        </w:tc>
+        <w:tc>
+          <w:tcPr>
+            <w:tcW w:type="dxa" w:w="850"/>
+            <w:vAlign w:val="center"/>
+          </w:tcPr>
+          <w:p>
+            <w:pPr>
+              <w:jc w:val="center"/>
+            </w:pPr>
+            <w:r>
+              <w:rPr>
+                <w:b/>
+                <w:sz w:val="18"/>
+              </w:rPr>
+              <w:t>Pуст</w:t>
+              <w:br/>
+              <w:t>кВт</w:t>
+            </w:r>
+          </w:p>
+        </w:tc>
+        <w:tc>
+          <w:tcPr>
+            <w:tcW w:type="dxa" w:w="567"/>
+            <w:vAlign w:val="center"/>
+          </w:tcPr>
+          <w:p>
+            <w:pPr>
+              <w:jc w:val="center"/>
+            </w:pPr>
+            <w:r>
+              <w:rPr>
+                <w:b/>
+                <w:sz w:val="18"/>
+              </w:rPr>
+              <w:t>Кс</w:t>
+            </w:r>
+          </w:p>
+        </w:tc>
+        <w:tc>
+          <w:tcPr>
+            <w:tcW w:type="dxa" w:w="850"/>
+            <w:vAlign w:val="center"/>
+          </w:tcPr>
+          <w:p>
+            <w:pPr>
+              <w:jc w:val="center"/>
+            </w:pPr>
+            <w:r>
+              <w:rPr>
+                <w:b/>
+                <w:sz w:val="18"/>
+              </w:rPr>
+              <w:t>Pрасч</w:t>
+              <w:br/>
+              <w:t>кВт</w:t>
+            </w:r>
+          </w:p>
+        </w:tc>
+        <w:tc>
+          <w:tcPr>
+            <w:tcW w:type="dxa" w:w="680"/>
+            <w:vAlign w:val="center"/>
+          </w:tcPr>
+          <w:p>
+            <w:pPr>
+              <w:jc w:val="center"/>
+            </w:pPr>
+            <w:r>
+              <w:rPr>
+                <w:b/>
+                <w:sz w:val="18"/>
+              </w:rPr>
+              <w:t>cosφ</w:t>
+            </w:r>
+          </w:p>
+        </w:tc>
+        <w:tc>
+          <w:tcPr>
+            <w:tcW w:type="dxa" w:w="2268"/>
+            <w:vAlign w:val="center"/>
+          </w:tcPr>
+          <w:p>
+            <w:pPr>
+              <w:jc w:val="center"/>
+            </w:pPr>
+            <w:r>
+              <w:rPr>
+                <w:b/>
+                <w:sz w:val="18"/>
+              </w:rPr>
+              <w:t>Кабель</w:t>
+            </w:r>
+          </w:p>
+        </w:tc>
+        <w:tc>
+          <w:tcPr>
+            <w:tcW w:type="dxa" w:w="850"/>
+            <w:vAlign w:val="center"/>
+          </w:tcPr>
+          <w:p>
+            <w:pPr>
+              <w:jc w:val="center"/>
+            </w:pPr>
+            <w:r>
+              <w:rPr>
+                <w:b/>
+                <w:sz w:val="18"/>
+              </w:rPr>
+              <w:t>АВ, А</w:t>
+            </w:r>
+          </w:p>
+        </w:tc>
+      </w:tr>
+      <w:tr>
+        <w:tc>
+          <w:tcPr>
+            <w:tcW w:type="dxa" w:w="864"/>
+          </w:tcPr>
+          <w:p>
+            <w:r>
+              <w:rPr>
+                <w:b w:val="0"/>
+                <w:sz w:val="16"/>
+              </w:rPr>
+              <w:t>ПВ-01</w:t>
+            </w:r>
+          </w:p>
+        </w:tc>
+        <w:tc>
+          <w:tcPr>
+            <w:tcW w:type="dxa" w:w="864"/>
+          </w:tcPr>
+          <w:p>
+            <w:r>
+              <w:rPr>
+                <w:b w:val="0"/>
+                <w:sz w:val="16"/>
+              </w:rPr>
+              <w:t>Приточная вентустановка</w:t>
+            </w:r>
+          </w:p>
+        </w:tc>
+        <w:tc>
+          <w:tcPr>
+            <w:tcW w:type="dxa" w:w="864"/>
+          </w:tcPr>
+          <w:p>
+            <w:r>
+              <w:rPr>
+                <w:b w:val="0"/>
+                <w:sz w:val="16"/>
+              </w:rPr>
+              <w:t>ventilation_unit</w:t>
+            </w:r>
+          </w:p>
+        </w:tc>
+        <w:tc>
+          <w:tcPr>
+            <w:tcW w:type="dxa" w:w="864"/>
+          </w:tcPr>
+          <w:p>
+            <w:r>
+              <w:rPr>
+                <w:b w:val="0"/>
+                <w:sz w:val="16"/>
+              </w:rPr>
+              <w:t>2</w:t>
+            </w:r>
+          </w:p>
+        </w:tc>
+        <w:tc>
+          <w:tcPr>
+            <w:tcW w:type="dxa" w:w="864"/>
+          </w:tcPr>
+          <w:p>
+            <w:r>
+              <w:rPr>
+                <w:b w:val="0"/>
+                <w:sz w:val="16"/>
+              </w:rPr>
+              <w:t>5.50</w:t>
+            </w:r>
+          </w:p>
+        </w:tc>
+        <w:tc>
+          <w:tcPr>
+            <w:tcW w:type="dxa" w:w="864"/>
+          </w:tcPr>
+          <w:p>
+            <w:r>
+              <w:rPr>
+                <w:b w:val="0"/>
+                <w:sz w:val="16"/>
+              </w:rPr>
+              <w:t>0.80</w:t>
+            </w:r>
+          </w:p>
+        </w:tc>
+        <w:tc>
+          <w:tcPr>
+            <w:tcW w:type="dxa" w:w="864"/>
+          </w:tcPr>
+          <w:p>
+            <w:r>
+              <w:rPr>
+                <w:b w:val="0"/>
+                <w:sz w:val="16"/>
+              </w:rPr>
+              <w:t>4.40</w:t>
+            </w:r>
+          </w:p>
+        </w:tc>
+        <w:tc>
+          <w:tcPr>
+            <w:tcW w:type="dxa" w:w="864"/>
+          </w:tcPr>
+          <w:p>
+            <w:r>
+              <w:rPr>
+                <w:b w:val="0"/>
+                <w:sz w:val="16"/>
+              </w:rPr>
+              <w:t>0.85</w:t>
+            </w:r>
+          </w:p>
+        </w:tc>
+        <w:tc>
+          <w:tcPr>
+            <w:tcW w:type="dxa" w:w="864"/>
+          </w:tcPr>
+          <w:p>
+            <w:r>
+              <w:rPr>
+                <w:b w:val="0"/>
+                <w:sz w:val="16"/>
+              </w:rPr>
+              <w:t>ВВГнг-LS 4×1.5мм²</w:t>
+            </w:r>
+          </w:p>
+        </w:tc>
+        <w:tc>
+          <w:tcPr>
+            <w:tcW w:type="dxa" w:w="864"/>
+          </w:tcPr>
+          <w:p>
+            <w:r>
+              <w:rPr>
+                <w:b w:val="0"/>
+                <w:sz w:val="16"/>
+              </w:rPr>
+              <w:t>10</w:t>
+            </w:r>
+          </w:p>
+        </w:tc>
+      </w:tr>
+      <w:tr>
+        <w:tc>
+          <w:tcPr>
+            <w:tcW w:type="dxa" w:w="864"/>
+          </w:tcPr>
+          <w:p>
+            <w:r>
+              <w:rPr>
+                <w:b w:val="0"/>
+                <w:sz w:val="16"/>
+              </w:rPr>
+              <w:t>ВВ-01</w:t>
+            </w:r>
+          </w:p>
+        </w:tc>
+        <w:tc>
+          <w:tcPr>
+            <w:tcW w:type="dxa" w:w="864"/>
+          </w:tcPr>
+          <w:p>
+            <w:r>
+              <w:rPr>
+                <w:b w:val="0"/>
+                <w:sz w:val="16"/>
+              </w:rPr>
+              <w:t>Вытяжная вентустановка</w:t>
+            </w:r>
+          </w:p>
+        </w:tc>
+        <w:tc>
+          <w:tcPr>
+            <w:tcW w:type="dxa" w:w="864"/>
+          </w:tcPr>
+          <w:p>
+            <w:r>
+              <w:rPr>
+                <w:b w:val="0"/>
+                <w:sz w:val="16"/>
+              </w:rPr>
+              <w:t>ventilation_unit</w:t>
+            </w:r>
+          </w:p>
+        </w:tc>
+        <w:tc>
+          <w:tcPr>
+            <w:tcW w:type="dxa" w:w="864"/>
+          </w:tcPr>
+          <w:p>
+            <w:r>
+              <w:rPr>
+                <w:b w:val="0"/>
+                <w:sz w:val="16"/>
+              </w:rPr>
+              <w:t>2</w:t>
+            </w:r>
+          </w:p>
+        </w:tc>
+        <w:tc>
+          <w:tcPr>
+            <w:tcW w:type="dxa" w:w="864"/>
+          </w:tcPr>
+          <w:p>
+            <w:r>
+              <w:rPr>
+                <w:b w:val="0"/>
+                <w:sz w:val="16"/>
+              </w:rPr>
+              <w:t>4.00</w:t>
+            </w:r>
+          </w:p>
+        </w:tc>
+        <w:tc>
+          <w:tcPr>
+            <w:tcW w:type="dxa" w:w="864"/>
+          </w:tcPr>
+          <w:p>
+            <w:r>
+              <w:rPr>
+                <w:b w:val="0"/>
+                <w:sz w:val="16"/>
+              </w:rPr>
+              <w:t>0.80</w:t>
+            </w:r>
+          </w:p>
+        </w:tc>
+        <w:tc>
+          <w:tcPr>
+            <w:tcW w:type="dxa" w:w="864"/>
+          </w:tcPr>
+          <w:p>
+            <w:r>
+              <w:rPr>
+                <w:b w:val="0"/>
+                <w:sz w:val="16"/>
+              </w:rPr>
+              <w:t>3.20</w:t>
+            </w:r>
+          </w:p>
+        </w:tc>
+        <w:tc>
+          <w:tcPr>
+            <w:tcW w:type="dxa" w:w="864"/>
+          </w:tcPr>
+          <w:p>
+            <w:r>
+              <w:rPr>
+                <w:b w:val="0"/>
+                <w:sz w:val="16"/>
+              </w:rPr>
+              <w:t>0.85</w:t>
+            </w:r>
+          </w:p>
+        </w:tc>
+        <w:tc>
+          <w:tcPr>
+            <w:tcW w:type="dxa" w:w="864"/>
+          </w:tcPr>
+          <w:p>
+            <w:r>
+              <w:rPr>
+                <w:b w:val="0"/>
+                <w:sz w:val="16"/>
+              </w:rPr>
+              <w:t>ВВГнг-LS 4×1.5мм²</w:t>
+            </w:r>
+          </w:p>
+        </w:tc>
+        <w:tc>
+          <w:tcPr>
+            <w:tcW w:type="dxa" w:w="864"/>
+          </w:tcPr>
+          <w:p>
+            <w:r>
+              <w:rPr>
+                <w:b w:val="0"/>
+                <w:sz w:val="16"/>
+              </w:rPr>
+              <w:t>10</w:t>
+            </w:r>
+          </w:p>
+        </w:tc>
+      </w:tr>
+      <w:tr>
+        <w:tc>
+          <w:tcPr>
+            <w:tcW w:type="dxa" w:w="864"/>
+          </w:tcPr>
+          <w:p>
+            <w:r>
+              <w:rPr>
+                <w:b/>
+                <w:sz w:val="16"/>
+              </w:rPr>
+            </w:r>
+          </w:p>
+        </w:tc>
+        <w:tc>
+          <w:tcPr>
+            <w:tcW w:type="dxa" w:w="864"/>
+          </w:tcPr>
+          <w:p>
+            <w:r>
+              <w:rPr>
+                <w:b/>
+                <w:sz w:val="16"/>
+              </w:rPr>
+              <w:t>ИТОГО:</w:t>
+            </w:r>
+          </w:p>
+        </w:tc>
+        <w:tc>
+          <w:tcPr>
+            <w:tcW w:type="dxa" w:w="864"/>
+          </w:tcPr>
+          <w:p>
+            <w:r>
+              <w:rPr>
+                <w:b/>
+                <w:sz w:val="16"/>
+              </w:rPr>
+            </w:r>
+          </w:p>
+        </w:tc>
+        <w:tc>
+          <w:tcPr>
+            <w:tcW w:type="dxa" w:w="864"/>
+          </w:tcPr>
+          <w:p>
+            <w:r>
+              <w:rPr>
+                <w:b/>
+                <w:sz w:val="16"/>
+              </w:rPr>
+            </w:r>
+          </w:p>
+        </w:tc>
+        <w:tc>
+          <w:tcPr>
+            <w:tcW w:type="dxa" w:w="864"/>
+          </w:tcPr>
+          <w:p>
+            <w:r>
+              <w:rPr>
+                <w:b/>
+                <w:sz w:val="16"/>
+              </w:rPr>
+              <w:t>9.50</w:t>
+            </w:r>
+          </w:p>
+        </w:tc>
+        <w:tc>
+          <w:tcPr>
+            <w:tcW w:type="dxa" w:w="864"/>
+          </w:tcPr>
+          <w:p>
+            <w:r>
+              <w:rPr>
+                <w:b/>
+                <w:sz w:val="16"/>
+              </w:rPr>
+            </w:r>
+          </w:p>
+        </w:tc>
+        <w:tc>
+          <w:tcPr>
+            <w:tcW w:type="dxa" w:w="864"/>
+          </w:tcPr>
+          <w:p>
+            <w:r>
+              <w:rPr>
+                <w:b/>
+                <w:sz w:val="16"/>
+              </w:rPr>
+              <w:t>7.60</w:t>
+            </w:r>
+          </w:p>
+        </w:tc>
+        <w:tc>
+          <w:tcPr>
+            <w:tcW w:type="dxa" w:w="864"/>
+          </w:tcPr>
+          <w:p>
+            <w:r>
+              <w:rPr>
+                <w:b/>
+                <w:sz w:val="16"/>
+              </w:rPr>
+              <w:t>0.85</w:t>
+            </w:r>
+          </w:p>
+        </w:tc>
+        <w:tc>
+          <w:tcPr>
+            <w:tcW w:type="dxa" w:w="864"/>
+          </w:tcPr>
+          <w:p>
+            <w:r>
+              <w:rPr>
+                <w:b/>
+                <w:sz w:val="16"/>
+              </w:rPr>
+            </w:r>
+          </w:p>
+        </w:tc>
+        <w:tc>
+          <w:tcPr>
+            <w:tcW w:type="dxa" w:w="864"/>
+          </w:tcPr>
+          <w:p>
+            <w:r>
+              <w:rPr>
+                <w:b/>
+                <w:sz w:val="16"/>
+              </w:rPr>
+            </w:r>
+          </w:p>
+        </w:tc>
+      </w:tr>
+    </w:tbl>
+    <w:p/>
+    <w:p>
+      <w:pPr>
+        <w:pStyle w:val="Heading2"/>
+      </w:pPr>
+      <w:r>
+        <w:t>Щит ЩДУ-1 — Щит дымоудаления №1</w:t>
+      </w:r>
+    </w:p>
+    <w:tbl>
+      <w:tblPr>
+        <w:tblStyle w:val="TableGrid"/>
+        <w:tblW w:type="auto" w:w="0"/>
+        <w:tblLook w:firstColumn="1" w:firstRow="1" w:lastColumn="0" w:lastRow="0" w:noHBand="0" w:noVBand="1" w:val="04A0"/>
+      </w:tblPr>
+      <w:tblGrid>
+        <w:gridCol w:w="864"/>
+        <w:gridCol w:w="864"/>
+        <w:gridCol w:w="864"/>
+        <w:gridCol w:w="864"/>
+        <w:gridCol w:w="864"/>
+        <w:gridCol w:w="864"/>
+        <w:gridCol w:w="864"/>
+        <w:gridCol w:w="864"/>
+        <w:gridCol w:w="864"/>
+        <w:gridCol w:w="864"/>
+      </w:tblGrid>
+      <w:tr>
+        <w:tc>
+          <w:tcPr>
+            <w:tcW w:type="dxa" w:w="680"/>
+            <w:vAlign w:val="center"/>
+          </w:tcPr>
+          <w:p>
+            <w:pPr>
+              <w:jc w:val="center"/>
+            </w:pPr>
+            <w:r>
+              <w:rPr>
+                <w:b/>
+                <w:sz w:val="18"/>
+              </w:rPr>
+              <w:t>Поз.</w:t>
+            </w:r>
+          </w:p>
+        </w:tc>
+        <w:tc>
+          <w:tcPr>
+            <w:tcW w:type="dxa" w:w="3118"/>
+            <w:vAlign w:val="center"/>
+          </w:tcPr>
+          <w:p>
+            <w:pPr>
+              <w:jc w:val="center"/>
+            </w:pPr>
+            <w:r>
+              <w:rPr>
+                <w:b/>
+                <w:sz w:val="18"/>
+              </w:rPr>
+              <w:t>Наименование</w:t>
+            </w:r>
+          </w:p>
+        </w:tc>
+        <w:tc>
+          <w:tcPr>
+            <w:tcW w:type="dxa" w:w="1134"/>
+            <w:vAlign w:val="center"/>
+          </w:tcPr>
+          <w:p>
+            <w:pPr>
+              <w:jc w:val="center"/>
+            </w:pPr>
+            <w:r>
+              <w:rPr>
+                <w:b/>
+                <w:sz w:val="18"/>
+              </w:rPr>
+              <w:t>Тип</w:t>
+            </w:r>
+          </w:p>
+        </w:tc>
+        <w:tc>
+          <w:tcPr>
+            <w:tcW w:type="dxa" w:w="567"/>
+            <w:vAlign w:val="center"/>
+          </w:tcPr>
+          <w:p>
+            <w:pPr>
+              <w:jc w:val="center"/>
+            </w:pPr>
+            <w:r>
+              <w:rPr>
+                <w:b/>
+                <w:sz w:val="18"/>
+              </w:rPr>
+              <w:t>Кат.</w:t>
+            </w:r>
+          </w:p>
+        </w:tc>
+        <w:tc>
+          <w:tcPr>
+            <w:tcW w:type="dxa" w:w="850"/>
+            <w:vAlign w:val="center"/>
+          </w:tcPr>
+          <w:p>
+            <w:pPr>
+              <w:jc w:val="center"/>
+            </w:pPr>
+            <w:r>
+              <w:rPr>
+                <w:b/>
+                <w:sz w:val="18"/>
+              </w:rPr>
+              <w:t>Pуст</w:t>
+              <w:br/>
+              <w:t>кВт</w:t>
+            </w:r>
+          </w:p>
+        </w:tc>
+        <w:tc>
+          <w:tcPr>
+            <w:tcW w:type="dxa" w:w="567"/>
+            <w:vAlign w:val="center"/>
+          </w:tcPr>
+          <w:p>
+            <w:pPr>
+              <w:jc w:val="center"/>
+            </w:pPr>
+            <w:r>
+              <w:rPr>
+                <w:b/>
+                <w:sz w:val="18"/>
+              </w:rPr>
+              <w:t>Кс</w:t>
+            </w:r>
+          </w:p>
+        </w:tc>
+        <w:tc>
+          <w:tcPr>
+            <w:tcW w:type="dxa" w:w="850"/>
+            <w:vAlign w:val="center"/>
+          </w:tcPr>
+          <w:p>
+            <w:pPr>
+              <w:jc w:val="center"/>
+            </w:pPr>
+            <w:r>
+              <w:rPr>
+                <w:b/>
+                <w:sz w:val="18"/>
+              </w:rPr>
+              <w:t>Pрасч</w:t>
+              <w:br/>
+              <w:t>кВт</w:t>
+            </w:r>
+          </w:p>
+        </w:tc>
+        <w:tc>
+          <w:tcPr>
+            <w:tcW w:type="dxa" w:w="680"/>
+            <w:vAlign w:val="center"/>
+          </w:tcPr>
+          <w:p>
+            <w:pPr>
+              <w:jc w:val="center"/>
+            </w:pPr>
+            <w:r>
+              <w:rPr>
+                <w:b/>
+                <w:sz w:val="18"/>
+              </w:rPr>
+              <w:t>cosφ</w:t>
+            </w:r>
+          </w:p>
+        </w:tc>
+        <w:tc>
+          <w:tcPr>
+            <w:tcW w:type="dxa" w:w="2268"/>
+            <w:vAlign w:val="center"/>
+          </w:tcPr>
+          <w:p>
+            <w:pPr>
+              <w:jc w:val="center"/>
+            </w:pPr>
+            <w:r>
+              <w:rPr>
+                <w:b/>
+                <w:sz w:val="18"/>
+              </w:rPr>
+              <w:t>Кабель</w:t>
+            </w:r>
+          </w:p>
+        </w:tc>
+        <w:tc>
+          <w:tcPr>
+            <w:tcW w:type="dxa" w:w="850"/>
+            <w:vAlign w:val="center"/>
+          </w:tcPr>
+          <w:p>
+            <w:pPr>
+              <w:jc w:val="center"/>
+            </w:pPr>
+            <w:r>
+              <w:rPr>
+                <w:b/>
+                <w:sz w:val="18"/>
+              </w:rPr>
+              <w:t>АВ, А</w:t>
+            </w:r>
+          </w:p>
+        </w:tc>
+      </w:tr>
+      <w:tr>
+        <w:tc>
+          <w:tcPr>
+            <w:tcW w:type="dxa" w:w="864"/>
+          </w:tcPr>
+          <w:p>
+            <w:r>
+              <w:rPr>
+                <w:b w:val="0"/>
+                <w:sz w:val="16"/>
+              </w:rPr>
+              <w:t>ВДУ-01</w:t>
+            </w:r>
+          </w:p>
+        </w:tc>
+        <w:tc>
+          <w:tcPr>
+            <w:tcW w:type="dxa" w:w="864"/>
+          </w:tcPr>
+          <w:p>
+            <w:r>
+              <w:rPr>
+                <w:b w:val="0"/>
+                <w:sz w:val="16"/>
+              </w:rPr>
+              <w:t>Вентилятор дымоудаления</w:t>
+            </w:r>
+          </w:p>
+        </w:tc>
+        <w:tc>
+          <w:tcPr>
+            <w:tcW w:type="dxa" w:w="864"/>
+          </w:tcPr>
+          <w:p>
+            <w:r>
+              <w:rPr>
+                <w:b w:val="0"/>
+                <w:sz w:val="16"/>
+              </w:rPr>
+              <w:t>smoke_fan</w:t>
+            </w:r>
+          </w:p>
+        </w:tc>
+        <w:tc>
+          <w:tcPr>
+            <w:tcW w:type="dxa" w:w="864"/>
+          </w:tcPr>
+          <w:p>
+            <w:r>
+              <w:rPr>
+                <w:b w:val="0"/>
+                <w:sz w:val="16"/>
+              </w:rPr>
+              <w:t>1</w:t>
+            </w:r>
+          </w:p>
+        </w:tc>
+        <w:tc>
+          <w:tcPr>
+            <w:tcW w:type="dxa" w:w="864"/>
+          </w:tcPr>
+          <w:p>
+            <w:r>
+              <w:rPr>
+                <w:b w:val="0"/>
+                <w:sz w:val="16"/>
+              </w:rPr>
+              <w:t>7.50</w:t>
+            </w:r>
+          </w:p>
+        </w:tc>
+        <w:tc>
+          <w:tcPr>
+            <w:tcW w:type="dxa" w:w="864"/>
+          </w:tcPr>
+          <w:p>
+            <w:r>
+              <w:rPr>
+                <w:b w:val="0"/>
+                <w:sz w:val="16"/>
+              </w:rPr>
+              <w:t>1.00</w:t>
+            </w:r>
+          </w:p>
+        </w:tc>
+        <w:tc>
+          <w:tcPr>
+            <w:tcW w:type="dxa" w:w="864"/>
+          </w:tcPr>
+          <w:p>
+            <w:r>
+              <w:rPr>
+                <w:b w:val="0"/>
+                <w:sz w:val="16"/>
+              </w:rPr>
+              <w:t>7.50</w:t>
+            </w:r>
+          </w:p>
+        </w:tc>
+        <w:tc>
+          <w:tcPr>
+            <w:tcW w:type="dxa" w:w="864"/>
+          </w:tcPr>
+          <w:p>
+            <w:r>
+              <w:rPr>
+                <w:b w:val="0"/>
+                <w:sz w:val="16"/>
+              </w:rPr>
+              <w:t>0.85</w:t>
+            </w:r>
+          </w:p>
+        </w:tc>
+        <w:tc>
+          <w:tcPr>
+            <w:tcW w:type="dxa" w:w="864"/>
+          </w:tcPr>
+          <w:p>
+            <w:r>
+              <w:rPr>
+                <w:b w:val="0"/>
+                <w:sz w:val="16"/>
+              </w:rPr>
+              <w:t>ВВГнг-FRLS 4×1.5мм²</w:t>
+            </w:r>
+          </w:p>
+        </w:tc>
+        <w:tc>
+          <w:tcPr>
+            <w:tcW w:type="dxa" w:w="864"/>
+          </w:tcPr>
+          <w:p>
+            <w:r>
+              <w:rPr>
+                <w:b w:val="0"/>
+                <w:sz w:val="16"/>
+              </w:rPr>
+              <w:t>16</w:t>
+            </w:r>
+          </w:p>
+        </w:tc>
+      </w:tr>
+      <w:tr>
+        <w:tc>
+          <w:tcPr>
+            <w:tcW w:type="dxa" w:w="864"/>
+          </w:tcPr>
+          <w:p>
+            <w:r>
+              <w:rPr>
+                <w:b/>
+                <w:sz w:val="16"/>
+              </w:rPr>
+            </w:r>
+          </w:p>
+        </w:tc>
+        <w:tc>
+          <w:tcPr>
+            <w:tcW w:type="dxa" w:w="864"/>
+          </w:tcPr>
+          <w:p>
+            <w:r>
+              <w:rPr>
+                <w:b/>
+                <w:sz w:val="16"/>
+              </w:rPr>
+              <w:t>ИТОГО:</w:t>
+            </w:r>
+          </w:p>
+        </w:tc>
+        <w:tc>
+          <w:tcPr>
+            <w:tcW w:type="dxa" w:w="864"/>
+          </w:tcPr>
+          <w:p>
+            <w:r>
+              <w:rPr>
+                <w:b/>
+                <w:sz w:val="16"/>
+              </w:rPr>
+            </w:r>
+          </w:p>
+        </w:tc>
+        <w:tc>
+          <w:tcPr>
+            <w:tcW w:type="dxa" w:w="864"/>
+          </w:tcPr>
+          <w:p>
+            <w:r>
+              <w:rPr>
+                <w:b/>
+                <w:sz w:val="16"/>
+              </w:rPr>
+            </w:r>
+          </w:p>
+        </w:tc>
+        <w:tc>
+          <w:tcPr>
+            <w:tcW w:type="dxa" w:w="864"/>
+          </w:tcPr>
+          <w:p>
+            <w:r>
+              <w:rPr>
+                <w:b/>
+                <w:sz w:val="16"/>
+              </w:rPr>
+              <w:t>15.00</w:t>
+            </w:r>
+          </w:p>
+        </w:tc>
+        <w:tc>
+          <w:tcPr>
+            <w:tcW w:type="dxa" w:w="864"/>
+          </w:tcPr>
+          <w:p>
+            <w:r>
+              <w:rPr>
+                <w:b/>
+                <w:sz w:val="16"/>
+              </w:rPr>
+            </w:r>
+          </w:p>
+        </w:tc>
+        <w:tc>
+          <w:tcPr>
+            <w:tcW w:type="dxa" w:w="864"/>
+          </w:tcPr>
+          <w:p>
+            <w:r>
+              <w:rPr>
+                <w:b/>
+                <w:sz w:val="16"/>
+              </w:rPr>
+              <w:t>7.50</w:t>
+            </w:r>
+          </w:p>
+        </w:tc>
+        <w:tc>
+          <w:tcPr>
+            <w:tcW w:type="dxa" w:w="864"/>
+          </w:tcPr>
+          <w:p>
+            <w:r>
+              <w:rPr>
+                <w:b/>
+                <w:sz w:val="16"/>
+              </w:rPr>
+              <w:t>0.85</w:t>
+            </w:r>
+          </w:p>
+        </w:tc>
+        <w:tc>
+          <w:tcPr>
+            <w:tcW w:type="dxa" w:w="864"/>
+          </w:tcPr>
+          <w:p>
+            <w:r>
+              <w:rPr>
+                <w:b/>
+                <w:sz w:val="16"/>
+              </w:rPr>
+            </w:r>
+          </w:p>
+        </w:tc>
+        <w:tc>
+          <w:tcPr>
+            <w:tcW w:type="dxa" w:w="864"/>
+          </w:tcPr>
+          <w:p>
+            <w:r>
+              <w:rPr>
+                <w:b/>
+                <w:sz w:val="16"/>
+              </w:rPr>
+            </w:r>
+          </w:p>
+        </w:tc>
+      </w:tr>
+    </w:tbl>
+    <w:p/>
+    <w:p>
+      <w:r>
+        <w:t>ИТОГО по ВРУ:  Pуст=58.50 кВт  Pрасч=38.50 кВт  Iвру=68.66 А  cosφ=0.852</w:t>
       </w:r>
     </w:p>
     <w:sectPr>

--- a/elec-system/projects/DEMO-2025-001_Офисный_центр/docs/load_table_by_panel.docx
+++ b/elec-system/projects/DEMO-2025-001_Офисный_центр/docs/load_table_by_panel.docx
@@ -24,7 +24,7 @@
         <w:jc w:val="center"/>
       </w:pPr>
       <w:r>
-        <w:t>Дата: 2026-04-28  |  ГОСТ 21.613</w:t>
+        <w:t>Дата: 2026-04-29  |  ГОСТ 21.613</w:t>
       </w:r>
     </w:p>
     <w:p/>

--- a/elec-system/projects/DEMO-2025-001_Офисный_центр/docs/load_table_by_panel.docx
+++ b/elec-system/projects/DEMO-2025-001_Офисный_центр/docs/load_table_by_panel.docx
@@ -24,7 +24,7 @@
         <w:jc w:val="center"/>
       </w:pPr>
       <w:r>
-        <w:t>Дата: 2026-04-29  |  ГОСТ 21.613</w:t>
+        <w:t>Дата: 2026-05-03  |  ГОСТ 21.613</w:t>
       </w:r>
     </w:p>
     <w:p/>
@@ -43,16 +43,18 @@
         <w:tblLook w:firstColumn="1" w:firstRow="1" w:lastColumn="0" w:lastRow="0" w:noHBand="0" w:noVBand="1" w:val="04A0"/>
       </w:tblPr>
       <w:tblGrid>
-        <w:gridCol w:w="864"/>
-        <w:gridCol w:w="864"/>
-        <w:gridCol w:w="864"/>
-        <w:gridCol w:w="864"/>
-        <w:gridCol w:w="864"/>
-        <w:gridCol w:w="864"/>
-        <w:gridCol w:w="864"/>
-        <w:gridCol w:w="864"/>
-        <w:gridCol w:w="864"/>
-        <w:gridCol w:w="864"/>
+        <w:gridCol w:w="720"/>
+        <w:gridCol w:w="720"/>
+        <w:gridCol w:w="720"/>
+        <w:gridCol w:w="720"/>
+        <w:gridCol w:w="720"/>
+        <w:gridCol w:w="720"/>
+        <w:gridCol w:w="720"/>
+        <w:gridCol w:w="720"/>
+        <w:gridCol w:w="720"/>
+        <w:gridCol w:w="720"/>
+        <w:gridCol w:w="720"/>
+        <w:gridCol w:w="720"/>
       </w:tblGrid>
       <w:tr>
         <w:tc>
@@ -75,7 +77,7 @@
         </w:tc>
         <w:tc>
           <w:tcPr>
-            <w:tcW w:type="dxa" w:w="3118"/>
+            <w:tcW w:type="dxa" w:w="2835"/>
             <w:vAlign w:val="center"/>
           </w:tcPr>
           <w:p>
@@ -205,7 +207,7 @@
         </w:tc>
         <w:tc>
           <w:tcPr>
-            <w:tcW w:type="dxa" w:w="2268"/>
+            <w:tcW w:type="dxa" w:w="1984"/>
             <w:vAlign w:val="center"/>
           </w:tcPr>
           <w:p>
@@ -223,7 +225,7 @@
         </w:tc>
         <w:tc>
           <w:tcPr>
-            <w:tcW w:type="dxa" w:w="850"/>
+            <w:tcW w:type="dxa" w:w="680"/>
             <w:vAlign w:val="center"/>
           </w:tcPr>
           <w:p>
@@ -239,11 +241,47 @@
             </w:r>
           </w:p>
         </w:tc>
+        <w:tc>
+          <w:tcPr>
+            <w:tcW w:type="dxa" w:w="1417"/>
+            <w:vAlign w:val="center"/>
+          </w:tcPr>
+          <w:p>
+            <w:pPr>
+              <w:jc w:val="center"/>
+            </w:pPr>
+            <w:r>
+              <w:rPr>
+                <w:b/>
+                <w:sz w:val="18"/>
+              </w:rPr>
+              <w:t>L план/расч, м</w:t>
+            </w:r>
+          </w:p>
+        </w:tc>
+        <w:tc>
+          <w:tcPr>
+            <w:tcW w:type="dxa" w:w="850"/>
+            <w:vAlign w:val="center"/>
+          </w:tcPr>
+          <w:p>
+            <w:pPr>
+              <w:jc w:val="center"/>
+            </w:pPr>
+            <w:r>
+              <w:rPr>
+                <w:b/>
+                <w:sz w:val="18"/>
+              </w:rPr>
+              <w:t>ΔU, %</w:t>
+            </w:r>
+          </w:p>
+        </w:tc>
       </w:tr>
       <w:tr>
         <w:tc>
           <w:tcPr>
-            <w:tcW w:type="dxa" w:w="864"/>
+            <w:tcW w:type="dxa" w:w="720"/>
           </w:tcPr>
           <w:p>
             <w:r>
@@ -257,7 +295,7 @@
         </w:tc>
         <w:tc>
           <w:tcPr>
-            <w:tcW w:type="dxa" w:w="864"/>
+            <w:tcW w:type="dxa" w:w="720"/>
           </w:tcPr>
           <w:p>
             <w:r>
@@ -271,7 +309,7 @@
         </w:tc>
         <w:tc>
           <w:tcPr>
-            <w:tcW w:type="dxa" w:w="864"/>
+            <w:tcW w:type="dxa" w:w="720"/>
           </w:tcPr>
           <w:p>
             <w:r>
@@ -285,7 +323,7 @@
         </w:tc>
         <w:tc>
           <w:tcPr>
-            <w:tcW w:type="dxa" w:w="864"/>
+            <w:tcW w:type="dxa" w:w="720"/>
           </w:tcPr>
           <w:p>
             <w:r>
@@ -299,7 +337,7 @@
         </w:tc>
         <w:tc>
           <w:tcPr>
-            <w:tcW w:type="dxa" w:w="864"/>
+            <w:tcW w:type="dxa" w:w="720"/>
           </w:tcPr>
           <w:p>
             <w:r>
@@ -313,7 +351,7 @@
         </w:tc>
         <w:tc>
           <w:tcPr>
-            <w:tcW w:type="dxa" w:w="864"/>
+            <w:tcW w:type="dxa" w:w="720"/>
           </w:tcPr>
           <w:p>
             <w:r>
@@ -327,7 +365,7 @@
         </w:tc>
         <w:tc>
           <w:tcPr>
-            <w:tcW w:type="dxa" w:w="864"/>
+            <w:tcW w:type="dxa" w:w="720"/>
           </w:tcPr>
           <w:p>
             <w:r>
@@ -341,7 +379,7 @@
         </w:tc>
         <w:tc>
           <w:tcPr>
-            <w:tcW w:type="dxa" w:w="864"/>
+            <w:tcW w:type="dxa" w:w="720"/>
           </w:tcPr>
           <w:p>
             <w:r>
@@ -355,7 +393,7 @@
         </w:tc>
         <w:tc>
           <w:tcPr>
-            <w:tcW w:type="dxa" w:w="864"/>
+            <w:tcW w:type="dxa" w:w="720"/>
           </w:tcPr>
           <w:p>
             <w:r>
@@ -369,7 +407,7 @@
         </w:tc>
         <w:tc>
           <w:tcPr>
-            <w:tcW w:type="dxa" w:w="864"/>
+            <w:tcW w:type="dxa" w:w="720"/>
           </w:tcPr>
           <w:p>
             <w:r>
@@ -381,11 +419,39 @@
             </w:r>
           </w:p>
         </w:tc>
+        <w:tc>
+          <w:tcPr>
+            <w:tcW w:type="dxa" w:w="720"/>
+          </w:tcPr>
+          <w:p>
+            <w:r>
+              <w:rPr>
+                <w:b w:val="0"/>
+                <w:sz w:val="16"/>
+              </w:rPr>
+              <w:t>30/36.0</w:t>
+            </w:r>
+          </w:p>
+        </w:tc>
+        <w:tc>
+          <w:tcPr>
+            <w:tcW w:type="dxa" w:w="720"/>
+          </w:tcPr>
+          <w:p>
+            <w:r>
+              <w:rPr>
+                <w:b w:val="0"/>
+                <w:sz w:val="16"/>
+              </w:rPr>
+              <w:t>0.9</w:t>
+            </w:r>
+          </w:p>
+        </w:tc>
       </w:tr>
       <w:tr>
         <w:tc>
           <w:tcPr>
-            <w:tcW w:type="dxa" w:w="864"/>
+            <w:tcW w:type="dxa" w:w="720"/>
           </w:tcPr>
           <w:p>
             <w:r>
@@ -399,7 +465,7 @@
         </w:tc>
         <w:tc>
           <w:tcPr>
-            <w:tcW w:type="dxa" w:w="864"/>
+            <w:tcW w:type="dxa" w:w="720"/>
           </w:tcPr>
           <w:p>
             <w:r>
@@ -413,7 +479,7 @@
         </w:tc>
         <w:tc>
           <w:tcPr>
-            <w:tcW w:type="dxa" w:w="864"/>
+            <w:tcW w:type="dxa" w:w="720"/>
           </w:tcPr>
           <w:p>
             <w:r>
@@ -427,7 +493,7 @@
         </w:tc>
         <w:tc>
           <w:tcPr>
-            <w:tcW w:type="dxa" w:w="864"/>
+            <w:tcW w:type="dxa" w:w="720"/>
           </w:tcPr>
           <w:p>
             <w:r>
@@ -441,7 +507,7 @@
         </w:tc>
         <w:tc>
           <w:tcPr>
-            <w:tcW w:type="dxa" w:w="864"/>
+            <w:tcW w:type="dxa" w:w="720"/>
           </w:tcPr>
           <w:p>
             <w:r>
@@ -455,7 +521,7 @@
         </w:tc>
         <w:tc>
           <w:tcPr>
-            <w:tcW w:type="dxa" w:w="864"/>
+            <w:tcW w:type="dxa" w:w="720"/>
           </w:tcPr>
           <w:p>
             <w:r>
@@ -469,7 +535,7 @@
         </w:tc>
         <w:tc>
           <w:tcPr>
-            <w:tcW w:type="dxa" w:w="864"/>
+            <w:tcW w:type="dxa" w:w="720"/>
           </w:tcPr>
           <w:p>
             <w:r>
@@ -483,7 +549,7 @@
         </w:tc>
         <w:tc>
           <w:tcPr>
-            <w:tcW w:type="dxa" w:w="864"/>
+            <w:tcW w:type="dxa" w:w="720"/>
           </w:tcPr>
           <w:p>
             <w:r>
@@ -497,7 +563,7 @@
         </w:tc>
         <w:tc>
           <w:tcPr>
-            <w:tcW w:type="dxa" w:w="864"/>
+            <w:tcW w:type="dxa" w:w="720"/>
           </w:tcPr>
           <w:p>
             <w:r>
@@ -511,7 +577,7 @@
         </w:tc>
         <w:tc>
           <w:tcPr>
-            <w:tcW w:type="dxa" w:w="864"/>
+            <w:tcW w:type="dxa" w:w="720"/>
           </w:tcPr>
           <w:p>
             <w:r>
@@ -523,11 +589,39 @@
             </w:r>
           </w:p>
         </w:tc>
+        <w:tc>
+          <w:tcPr>
+            <w:tcW w:type="dxa" w:w="720"/>
+          </w:tcPr>
+          <w:p>
+            <w:r>
+              <w:rPr>
+                <w:b w:val="0"/>
+                <w:sz w:val="16"/>
+              </w:rPr>
+              <w:t>25/30.0</w:t>
+            </w:r>
+          </w:p>
+        </w:tc>
+        <w:tc>
+          <w:tcPr>
+            <w:tcW w:type="dxa" w:w="720"/>
+          </w:tcPr>
+          <w:p>
+            <w:r>
+              <w:rPr>
+                <w:b w:val="0"/>
+                <w:sz w:val="16"/>
+              </w:rPr>
+              <w:t>0.5</w:t>
+            </w:r>
+          </w:p>
+        </w:tc>
       </w:tr>
       <w:tr>
         <w:tc>
           <w:tcPr>
-            <w:tcW w:type="dxa" w:w="864"/>
+            <w:tcW w:type="dxa" w:w="720"/>
           </w:tcPr>
           <w:p>
             <w:r>
@@ -540,7 +634,7 @@
         </w:tc>
         <w:tc>
           <w:tcPr>
-            <w:tcW w:type="dxa" w:w="864"/>
+            <w:tcW w:type="dxa" w:w="720"/>
           </w:tcPr>
           <w:p>
             <w:r>
@@ -554,7 +648,7 @@
         </w:tc>
         <w:tc>
           <w:tcPr>
-            <w:tcW w:type="dxa" w:w="864"/>
+            <w:tcW w:type="dxa" w:w="720"/>
           </w:tcPr>
           <w:p>
             <w:r>
@@ -567,7 +661,7 @@
         </w:tc>
         <w:tc>
           <w:tcPr>
-            <w:tcW w:type="dxa" w:w="864"/>
+            <w:tcW w:type="dxa" w:w="720"/>
           </w:tcPr>
           <w:p>
             <w:r>
@@ -580,7 +674,7 @@
         </w:tc>
         <w:tc>
           <w:tcPr>
-            <w:tcW w:type="dxa" w:w="864"/>
+            <w:tcW w:type="dxa" w:w="720"/>
           </w:tcPr>
           <w:p>
             <w:r>
@@ -594,7 +688,7 @@
         </w:tc>
         <w:tc>
           <w:tcPr>
-            <w:tcW w:type="dxa" w:w="864"/>
+            <w:tcW w:type="dxa" w:w="720"/>
           </w:tcPr>
           <w:p>
             <w:r>
@@ -607,7 +701,7 @@
         </w:tc>
         <w:tc>
           <w:tcPr>
-            <w:tcW w:type="dxa" w:w="864"/>
+            <w:tcW w:type="dxa" w:w="720"/>
           </w:tcPr>
           <w:p>
             <w:r>
@@ -621,7 +715,7 @@
         </w:tc>
         <w:tc>
           <w:tcPr>
-            <w:tcW w:type="dxa" w:w="864"/>
+            <w:tcW w:type="dxa" w:w="720"/>
           </w:tcPr>
           <w:p>
             <w:r>
@@ -635,7 +729,7 @@
         </w:tc>
         <w:tc>
           <w:tcPr>
-            <w:tcW w:type="dxa" w:w="864"/>
+            <w:tcW w:type="dxa" w:w="720"/>
           </w:tcPr>
           <w:p>
             <w:r>
@@ -648,7 +742,33 @@
         </w:tc>
         <w:tc>
           <w:tcPr>
-            <w:tcW w:type="dxa" w:w="864"/>
+            <w:tcW w:type="dxa" w:w="720"/>
+          </w:tcPr>
+          <w:p>
+            <w:r>
+              <w:rPr>
+                <w:b/>
+                <w:sz w:val="16"/>
+              </w:rPr>
+            </w:r>
+          </w:p>
+        </w:tc>
+        <w:tc>
+          <w:tcPr>
+            <w:tcW w:type="dxa" w:w="720"/>
+          </w:tcPr>
+          <w:p>
+            <w:r>
+              <w:rPr>
+                <w:b/>
+                <w:sz w:val="16"/>
+              </w:rPr>
+            </w:r>
+          </w:p>
+        </w:tc>
+        <w:tc>
+          <w:tcPr>
+            <w:tcW w:type="dxa" w:w="720"/>
           </w:tcPr>
           <w:p>
             <w:r>
@@ -677,16 +797,18 @@
         <w:tblLook w:firstColumn="1" w:firstRow="1" w:lastColumn="0" w:lastRow="0" w:noHBand="0" w:noVBand="1" w:val="04A0"/>
       </w:tblPr>
       <w:tblGrid>
-        <w:gridCol w:w="864"/>
-        <w:gridCol w:w="864"/>
-        <w:gridCol w:w="864"/>
-        <w:gridCol w:w="864"/>
-        <w:gridCol w:w="864"/>
-        <w:gridCol w:w="864"/>
-        <w:gridCol w:w="864"/>
-        <w:gridCol w:w="864"/>
-        <w:gridCol w:w="864"/>
-        <w:gridCol w:w="864"/>
+        <w:gridCol w:w="720"/>
+        <w:gridCol w:w="720"/>
+        <w:gridCol w:w="720"/>
+        <w:gridCol w:w="720"/>
+        <w:gridCol w:w="720"/>
+        <w:gridCol w:w="720"/>
+        <w:gridCol w:w="720"/>
+        <w:gridCol w:w="720"/>
+        <w:gridCol w:w="720"/>
+        <w:gridCol w:w="720"/>
+        <w:gridCol w:w="720"/>
+        <w:gridCol w:w="720"/>
       </w:tblGrid>
       <w:tr>
         <w:tc>
@@ -709,7 +831,7 @@
         </w:tc>
         <w:tc>
           <w:tcPr>
-            <w:tcW w:type="dxa" w:w="3118"/>
+            <w:tcW w:type="dxa" w:w="2835"/>
             <w:vAlign w:val="center"/>
           </w:tcPr>
           <w:p>
@@ -839,7 +961,7 @@
         </w:tc>
         <w:tc>
           <w:tcPr>
-            <w:tcW w:type="dxa" w:w="2268"/>
+            <w:tcW w:type="dxa" w:w="1984"/>
             <w:vAlign w:val="center"/>
           </w:tcPr>
           <w:p>
@@ -857,7 +979,7 @@
         </w:tc>
         <w:tc>
           <w:tcPr>
-            <w:tcW w:type="dxa" w:w="850"/>
+            <w:tcW w:type="dxa" w:w="680"/>
             <w:vAlign w:val="center"/>
           </w:tcPr>
           <w:p>
@@ -873,11 +995,47 @@
             </w:r>
           </w:p>
         </w:tc>
+        <w:tc>
+          <w:tcPr>
+            <w:tcW w:type="dxa" w:w="1417"/>
+            <w:vAlign w:val="center"/>
+          </w:tcPr>
+          <w:p>
+            <w:pPr>
+              <w:jc w:val="center"/>
+            </w:pPr>
+            <w:r>
+              <w:rPr>
+                <w:b/>
+                <w:sz w:val="18"/>
+              </w:rPr>
+              <w:t>L план/расч, м</w:t>
+            </w:r>
+          </w:p>
+        </w:tc>
+        <w:tc>
+          <w:tcPr>
+            <w:tcW w:type="dxa" w:w="850"/>
+            <w:vAlign w:val="center"/>
+          </w:tcPr>
+          <w:p>
+            <w:pPr>
+              <w:jc w:val="center"/>
+            </w:pPr>
+            <w:r>
+              <w:rPr>
+                <w:b/>
+                <w:sz w:val="18"/>
+              </w:rPr>
+              <w:t>ΔU, %</w:t>
+            </w:r>
+          </w:p>
+        </w:tc>
       </w:tr>
       <w:tr>
         <w:tc>
           <w:tcPr>
-            <w:tcW w:type="dxa" w:w="864"/>
+            <w:tcW w:type="dxa" w:w="720"/>
           </w:tcPr>
           <w:p>
             <w:r>
@@ -891,7 +1049,7 @@
         </w:tc>
         <w:tc>
           <w:tcPr>
-            <w:tcW w:type="dxa" w:w="864"/>
+            <w:tcW w:type="dxa" w:w="720"/>
           </w:tcPr>
           <w:p>
             <w:r>
@@ -905,7 +1063,7 @@
         </w:tc>
         <w:tc>
           <w:tcPr>
-            <w:tcW w:type="dxa" w:w="864"/>
+            <w:tcW w:type="dxa" w:w="720"/>
           </w:tcPr>
           <w:p>
             <w:r>
@@ -919,7 +1077,7 @@
         </w:tc>
         <w:tc>
           <w:tcPr>
-            <w:tcW w:type="dxa" w:w="864"/>
+            <w:tcW w:type="dxa" w:w="720"/>
           </w:tcPr>
           <w:p>
             <w:r>
@@ -933,7 +1091,7 @@
         </w:tc>
         <w:tc>
           <w:tcPr>
-            <w:tcW w:type="dxa" w:w="864"/>
+            <w:tcW w:type="dxa" w:w="720"/>
           </w:tcPr>
           <w:p>
             <w:r>
@@ -947,7 +1105,7 @@
         </w:tc>
         <w:tc>
           <w:tcPr>
-            <w:tcW w:type="dxa" w:w="864"/>
+            <w:tcW w:type="dxa" w:w="720"/>
           </w:tcPr>
           <w:p>
             <w:r>
@@ -961,7 +1119,7 @@
         </w:tc>
         <w:tc>
           <w:tcPr>
-            <w:tcW w:type="dxa" w:w="864"/>
+            <w:tcW w:type="dxa" w:w="720"/>
           </w:tcPr>
           <w:p>
             <w:r>
@@ -975,7 +1133,7 @@
         </w:tc>
         <w:tc>
           <w:tcPr>
-            <w:tcW w:type="dxa" w:w="864"/>
+            <w:tcW w:type="dxa" w:w="720"/>
           </w:tcPr>
           <w:p>
             <w:r>
@@ -989,7 +1147,7 @@
         </w:tc>
         <w:tc>
           <w:tcPr>
-            <w:tcW w:type="dxa" w:w="864"/>
+            <w:tcW w:type="dxa" w:w="720"/>
           </w:tcPr>
           <w:p>
             <w:r>
@@ -1003,7 +1161,7 @@
         </w:tc>
         <w:tc>
           <w:tcPr>
-            <w:tcW w:type="dxa" w:w="864"/>
+            <w:tcW w:type="dxa" w:w="720"/>
           </w:tcPr>
           <w:p>
             <w:r>
@@ -1015,11 +1173,39 @@
             </w:r>
           </w:p>
         </w:tc>
+        <w:tc>
+          <w:tcPr>
+            <w:tcW w:type="dxa" w:w="720"/>
+          </w:tcPr>
+          <w:p>
+            <w:r>
+              <w:rPr>
+                <w:b w:val="0"/>
+                <w:sz w:val="16"/>
+              </w:rPr>
+              <w:t>20/24.0</w:t>
+            </w:r>
+          </w:p>
+        </w:tc>
+        <w:tc>
+          <w:tcPr>
+            <w:tcW w:type="dxa" w:w="720"/>
+          </w:tcPr>
+          <w:p>
+            <w:r>
+              <w:rPr>
+                <w:b w:val="0"/>
+                <w:sz w:val="16"/>
+              </w:rPr>
+              <w:t>0.44</w:t>
+            </w:r>
+          </w:p>
+        </w:tc>
       </w:tr>
       <w:tr>
         <w:tc>
           <w:tcPr>
-            <w:tcW w:type="dxa" w:w="864"/>
+            <w:tcW w:type="dxa" w:w="720"/>
           </w:tcPr>
           <w:p>
             <w:r>
@@ -1033,7 +1219,7 @@
         </w:tc>
         <w:tc>
           <w:tcPr>
-            <w:tcW w:type="dxa" w:w="864"/>
+            <w:tcW w:type="dxa" w:w="720"/>
           </w:tcPr>
           <w:p>
             <w:r>
@@ -1047,7 +1233,7 @@
         </w:tc>
         <w:tc>
           <w:tcPr>
-            <w:tcW w:type="dxa" w:w="864"/>
+            <w:tcW w:type="dxa" w:w="720"/>
           </w:tcPr>
           <w:p>
             <w:r>
@@ -1061,7 +1247,7 @@
         </w:tc>
         <w:tc>
           <w:tcPr>
-            <w:tcW w:type="dxa" w:w="864"/>
+            <w:tcW w:type="dxa" w:w="720"/>
           </w:tcPr>
           <w:p>
             <w:r>
@@ -1075,7 +1261,7 @@
         </w:tc>
         <w:tc>
           <w:tcPr>
-            <w:tcW w:type="dxa" w:w="864"/>
+            <w:tcW w:type="dxa" w:w="720"/>
           </w:tcPr>
           <w:p>
             <w:r>
@@ -1089,7 +1275,7 @@
         </w:tc>
         <w:tc>
           <w:tcPr>
-            <w:tcW w:type="dxa" w:w="864"/>
+            <w:tcW w:type="dxa" w:w="720"/>
           </w:tcPr>
           <w:p>
             <w:r>
@@ -1103,7 +1289,7 @@
         </w:tc>
         <w:tc>
           <w:tcPr>
-            <w:tcW w:type="dxa" w:w="864"/>
+            <w:tcW w:type="dxa" w:w="720"/>
           </w:tcPr>
           <w:p>
             <w:r>
@@ -1117,7 +1303,7 @@
         </w:tc>
         <w:tc>
           <w:tcPr>
-            <w:tcW w:type="dxa" w:w="864"/>
+            <w:tcW w:type="dxa" w:w="720"/>
           </w:tcPr>
           <w:p>
             <w:r>
@@ -1131,7 +1317,7 @@
         </w:tc>
         <w:tc>
           <w:tcPr>
-            <w:tcW w:type="dxa" w:w="864"/>
+            <w:tcW w:type="dxa" w:w="720"/>
           </w:tcPr>
           <w:p>
             <w:r>
@@ -1145,7 +1331,7 @@
         </w:tc>
         <w:tc>
           <w:tcPr>
-            <w:tcW w:type="dxa" w:w="864"/>
+            <w:tcW w:type="dxa" w:w="720"/>
           </w:tcPr>
           <w:p>
             <w:r>
@@ -1157,11 +1343,39 @@
             </w:r>
           </w:p>
         </w:tc>
+        <w:tc>
+          <w:tcPr>
+            <w:tcW w:type="dxa" w:w="720"/>
+          </w:tcPr>
+          <w:p>
+            <w:r>
+              <w:rPr>
+                <w:b w:val="0"/>
+                <w:sz w:val="16"/>
+              </w:rPr>
+              <w:t>35/42.0</w:t>
+            </w:r>
+          </w:p>
+        </w:tc>
+        <w:tc>
+          <w:tcPr>
+            <w:tcW w:type="dxa" w:w="720"/>
+          </w:tcPr>
+          <w:p>
+            <w:r>
+              <w:rPr>
+                <w:b w:val="0"/>
+                <w:sz w:val="16"/>
+              </w:rPr>
+              <w:t>0.78</w:t>
+            </w:r>
+          </w:p>
+        </w:tc>
       </w:tr>
       <w:tr>
         <w:tc>
           <w:tcPr>
-            <w:tcW w:type="dxa" w:w="864"/>
+            <w:tcW w:type="dxa" w:w="720"/>
           </w:tcPr>
           <w:p>
             <w:r>
@@ -1175,7 +1389,7 @@
         </w:tc>
         <w:tc>
           <w:tcPr>
-            <w:tcW w:type="dxa" w:w="864"/>
+            <w:tcW w:type="dxa" w:w="720"/>
           </w:tcPr>
           <w:p>
             <w:r>
@@ -1189,7 +1403,7 @@
         </w:tc>
         <w:tc>
           <w:tcPr>
-            <w:tcW w:type="dxa" w:w="864"/>
+            <w:tcW w:type="dxa" w:w="720"/>
           </w:tcPr>
           <w:p>
             <w:r>
@@ -1203,7 +1417,7 @@
         </w:tc>
         <w:tc>
           <w:tcPr>
-            <w:tcW w:type="dxa" w:w="864"/>
+            <w:tcW w:type="dxa" w:w="720"/>
           </w:tcPr>
           <w:p>
             <w:r>
@@ -1217,7 +1431,7 @@
         </w:tc>
         <w:tc>
           <w:tcPr>
-            <w:tcW w:type="dxa" w:w="864"/>
+            <w:tcW w:type="dxa" w:w="720"/>
           </w:tcPr>
           <w:p>
             <w:r>
@@ -1231,7 +1445,7 @@
         </w:tc>
         <w:tc>
           <w:tcPr>
-            <w:tcW w:type="dxa" w:w="864"/>
+            <w:tcW w:type="dxa" w:w="720"/>
           </w:tcPr>
           <w:p>
             <w:r>
@@ -1245,7 +1459,7 @@
         </w:tc>
         <w:tc>
           <w:tcPr>
-            <w:tcW w:type="dxa" w:w="864"/>
+            <w:tcW w:type="dxa" w:w="720"/>
           </w:tcPr>
           <w:p>
             <w:r>
@@ -1259,7 +1473,7 @@
         </w:tc>
         <w:tc>
           <w:tcPr>
-            <w:tcW w:type="dxa" w:w="864"/>
+            <w:tcW w:type="dxa" w:w="720"/>
           </w:tcPr>
           <w:p>
             <w:r>
@@ -1273,7 +1487,7 @@
         </w:tc>
         <w:tc>
           <w:tcPr>
-            <w:tcW w:type="dxa" w:w="864"/>
+            <w:tcW w:type="dxa" w:w="720"/>
           </w:tcPr>
           <w:p>
             <w:r>
@@ -1287,7 +1501,7 @@
         </w:tc>
         <w:tc>
           <w:tcPr>
-            <w:tcW w:type="dxa" w:w="864"/>
+            <w:tcW w:type="dxa" w:w="720"/>
           </w:tcPr>
           <w:p>
             <w:r>
@@ -1299,11 +1513,39 @@
             </w:r>
           </w:p>
         </w:tc>
+        <w:tc>
+          <w:tcPr>
+            <w:tcW w:type="dxa" w:w="720"/>
+          </w:tcPr>
+          <w:p>
+            <w:r>
+              <w:rPr>
+                <w:b w:val="0"/>
+                <w:sz w:val="16"/>
+              </w:rPr>
+              <w:t>15/18.0</w:t>
+            </w:r>
+          </w:p>
+        </w:tc>
+        <w:tc>
+          <w:tcPr>
+            <w:tcW w:type="dxa" w:w="720"/>
+          </w:tcPr>
+          <w:p>
+            <w:r>
+              <w:rPr>
+                <w:b w:val="0"/>
+                <w:sz w:val="16"/>
+              </w:rPr>
+              <w:t>0.75</w:t>
+            </w:r>
+          </w:p>
+        </w:tc>
       </w:tr>
       <w:tr>
         <w:tc>
           <w:tcPr>
-            <w:tcW w:type="dxa" w:w="864"/>
+            <w:tcW w:type="dxa" w:w="720"/>
           </w:tcPr>
           <w:p>
             <w:r>
@@ -1316,7 +1558,7 @@
         </w:tc>
         <w:tc>
           <w:tcPr>
-            <w:tcW w:type="dxa" w:w="864"/>
+            <w:tcW w:type="dxa" w:w="720"/>
           </w:tcPr>
           <w:p>
             <w:r>
@@ -1330,7 +1572,7 @@
         </w:tc>
         <w:tc>
           <w:tcPr>
-            <w:tcW w:type="dxa" w:w="864"/>
+            <w:tcW w:type="dxa" w:w="720"/>
           </w:tcPr>
           <w:p>
             <w:r>
@@ -1343,7 +1585,7 @@
         </w:tc>
         <w:tc>
           <w:tcPr>
-            <w:tcW w:type="dxa" w:w="864"/>
+            <w:tcW w:type="dxa" w:w="720"/>
           </w:tcPr>
           <w:p>
             <w:r>
@@ -1356,7 +1598,7 @@
         </w:tc>
         <w:tc>
           <w:tcPr>
-            <w:tcW w:type="dxa" w:w="864"/>
+            <w:tcW w:type="dxa" w:w="720"/>
           </w:tcPr>
           <w:p>
             <w:r>
@@ -1370,7 +1612,7 @@
         </w:tc>
         <w:tc>
           <w:tcPr>
-            <w:tcW w:type="dxa" w:w="864"/>
+            <w:tcW w:type="dxa" w:w="720"/>
           </w:tcPr>
           <w:p>
             <w:r>
@@ -1383,7 +1625,7 @@
         </w:tc>
         <w:tc>
           <w:tcPr>
-            <w:tcW w:type="dxa" w:w="864"/>
+            <w:tcW w:type="dxa" w:w="720"/>
           </w:tcPr>
           <w:p>
             <w:r>
@@ -1397,7 +1639,7 @@
         </w:tc>
         <w:tc>
           <w:tcPr>
-            <w:tcW w:type="dxa" w:w="864"/>
+            <w:tcW w:type="dxa" w:w="720"/>
           </w:tcPr>
           <w:p>
             <w:r>
@@ -1411,7 +1653,7 @@
         </w:tc>
         <w:tc>
           <w:tcPr>
-            <w:tcW w:type="dxa" w:w="864"/>
+            <w:tcW w:type="dxa" w:w="720"/>
           </w:tcPr>
           <w:p>
             <w:r>
@@ -1424,7 +1666,33 @@
         </w:tc>
         <w:tc>
           <w:tcPr>
-            <w:tcW w:type="dxa" w:w="864"/>
+            <w:tcW w:type="dxa" w:w="720"/>
+          </w:tcPr>
+          <w:p>
+            <w:r>
+              <w:rPr>
+                <w:b/>
+                <w:sz w:val="16"/>
+              </w:rPr>
+            </w:r>
+          </w:p>
+        </w:tc>
+        <w:tc>
+          <w:tcPr>
+            <w:tcW w:type="dxa" w:w="720"/>
+          </w:tcPr>
+          <w:p>
+            <w:r>
+              <w:rPr>
+                <w:b/>
+                <w:sz w:val="16"/>
+              </w:rPr>
+            </w:r>
+          </w:p>
+        </w:tc>
+        <w:tc>
+          <w:tcPr>
+            <w:tcW w:type="dxa" w:w="720"/>
           </w:tcPr>
           <w:p>
             <w:r>
@@ -1453,16 +1721,18 @@
         <w:tblLook w:firstColumn="1" w:firstRow="1" w:lastColumn="0" w:lastRow="0" w:noHBand="0" w:noVBand="1" w:val="04A0"/>
       </w:tblPr>
       <w:tblGrid>
-        <w:gridCol w:w="864"/>
-        <w:gridCol w:w="864"/>
-        <w:gridCol w:w="864"/>
-        <w:gridCol w:w="864"/>
-        <w:gridCol w:w="864"/>
-        <w:gridCol w:w="864"/>
-        <w:gridCol w:w="864"/>
-        <w:gridCol w:w="864"/>
-        <w:gridCol w:w="864"/>
-        <w:gridCol w:w="864"/>
+        <w:gridCol w:w="720"/>
+        <w:gridCol w:w="720"/>
+        <w:gridCol w:w="720"/>
+        <w:gridCol w:w="720"/>
+        <w:gridCol w:w="720"/>
+        <w:gridCol w:w="720"/>
+        <w:gridCol w:w="720"/>
+        <w:gridCol w:w="720"/>
+        <w:gridCol w:w="720"/>
+        <w:gridCol w:w="720"/>
+        <w:gridCol w:w="720"/>
+        <w:gridCol w:w="720"/>
       </w:tblGrid>
       <w:tr>
         <w:tc>
@@ -1485,7 +1755,7 @@
         </w:tc>
         <w:tc>
           <w:tcPr>
-            <w:tcW w:type="dxa" w:w="3118"/>
+            <w:tcW w:type="dxa" w:w="2835"/>
             <w:vAlign w:val="center"/>
           </w:tcPr>
           <w:p>
@@ -1615,7 +1885,7 @@
         </w:tc>
         <w:tc>
           <w:tcPr>
-            <w:tcW w:type="dxa" w:w="2268"/>
+            <w:tcW w:type="dxa" w:w="1984"/>
             <w:vAlign w:val="center"/>
           </w:tcPr>
           <w:p>
@@ -1633,7 +1903,7 @@
         </w:tc>
         <w:tc>
           <w:tcPr>
-            <w:tcW w:type="dxa" w:w="850"/>
+            <w:tcW w:type="dxa" w:w="680"/>
             <w:vAlign w:val="center"/>
           </w:tcPr>
           <w:p>
@@ -1649,11 +1919,47 @@
             </w:r>
           </w:p>
         </w:tc>
+        <w:tc>
+          <w:tcPr>
+            <w:tcW w:type="dxa" w:w="1417"/>
+            <w:vAlign w:val="center"/>
+          </w:tcPr>
+          <w:p>
+            <w:pPr>
+              <w:jc w:val="center"/>
+            </w:pPr>
+            <w:r>
+              <w:rPr>
+                <w:b/>
+                <w:sz w:val="18"/>
+              </w:rPr>
+              <w:t>L план/расч, м</w:t>
+            </w:r>
+          </w:p>
+        </w:tc>
+        <w:tc>
+          <w:tcPr>
+            <w:tcW w:type="dxa" w:w="850"/>
+            <w:vAlign w:val="center"/>
+          </w:tcPr>
+          <w:p>
+            <w:pPr>
+              <w:jc w:val="center"/>
+            </w:pPr>
+            <w:r>
+              <w:rPr>
+                <w:b/>
+                <w:sz w:val="18"/>
+              </w:rPr>
+              <w:t>ΔU, %</w:t>
+            </w:r>
+          </w:p>
+        </w:tc>
       </w:tr>
       <w:tr>
         <w:tc>
           <w:tcPr>
-            <w:tcW w:type="dxa" w:w="864"/>
+            <w:tcW w:type="dxa" w:w="720"/>
           </w:tcPr>
           <w:p>
             <w:r>
@@ -1667,7 +1973,7 @@
         </w:tc>
         <w:tc>
           <w:tcPr>
-            <w:tcW w:type="dxa" w:w="864"/>
+            <w:tcW w:type="dxa" w:w="720"/>
           </w:tcPr>
           <w:p>
             <w:r>
@@ -1681,7 +1987,7 @@
         </w:tc>
         <w:tc>
           <w:tcPr>
-            <w:tcW w:type="dxa" w:w="864"/>
+            <w:tcW w:type="dxa" w:w="720"/>
           </w:tcPr>
           <w:p>
             <w:r>
@@ -1695,7 +2001,7 @@
         </w:tc>
         <w:tc>
           <w:tcPr>
-            <w:tcW w:type="dxa" w:w="864"/>
+            <w:tcW w:type="dxa" w:w="720"/>
           </w:tcPr>
           <w:p>
             <w:r>
@@ -1709,7 +2015,7 @@
         </w:tc>
         <w:tc>
           <w:tcPr>
-            <w:tcW w:type="dxa" w:w="864"/>
+            <w:tcW w:type="dxa" w:w="720"/>
           </w:tcPr>
           <w:p>
             <w:r>
@@ -1723,7 +2029,7 @@
         </w:tc>
         <w:tc>
           <w:tcPr>
-            <w:tcW w:type="dxa" w:w="864"/>
+            <w:tcW w:type="dxa" w:w="720"/>
           </w:tcPr>
           <w:p>
             <w:r>
@@ -1737,7 +2043,7 @@
         </w:tc>
         <w:tc>
           <w:tcPr>
-            <w:tcW w:type="dxa" w:w="864"/>
+            <w:tcW w:type="dxa" w:w="720"/>
           </w:tcPr>
           <w:p>
             <w:r>
@@ -1751,7 +2057,7 @@
         </w:tc>
         <w:tc>
           <w:tcPr>
-            <w:tcW w:type="dxa" w:w="864"/>
+            <w:tcW w:type="dxa" w:w="720"/>
           </w:tcPr>
           <w:p>
             <w:r>
@@ -1765,7 +2071,7 @@
         </w:tc>
         <w:tc>
           <w:tcPr>
-            <w:tcW w:type="dxa" w:w="864"/>
+            <w:tcW w:type="dxa" w:w="720"/>
           </w:tcPr>
           <w:p>
             <w:r>
@@ -1779,7 +2085,7 @@
         </w:tc>
         <w:tc>
           <w:tcPr>
-            <w:tcW w:type="dxa" w:w="864"/>
+            <w:tcW w:type="dxa" w:w="720"/>
           </w:tcPr>
           <w:p>
             <w:r>
@@ -1791,11 +2097,39 @@
             </w:r>
           </w:p>
         </w:tc>
+        <w:tc>
+          <w:tcPr>
+            <w:tcW w:type="dxa" w:w="720"/>
+          </w:tcPr>
+          <w:p>
+            <w:r>
+              <w:rPr>
+                <w:b w:val="0"/>
+                <w:sz w:val="16"/>
+              </w:rPr>
+              <w:t>40/48.0</w:t>
+            </w:r>
+          </w:p>
+        </w:tc>
+        <w:tc>
+          <w:tcPr>
+            <w:tcW w:type="dxa" w:w="720"/>
+          </w:tcPr>
+          <w:p>
+            <w:r>
+              <w:rPr>
+                <w:b w:val="0"/>
+                <w:sz w:val="16"/>
+              </w:rPr>
+              <w:t>3.55</w:t>
+            </w:r>
+          </w:p>
+        </w:tc>
       </w:tr>
       <w:tr>
         <w:tc>
           <w:tcPr>
-            <w:tcW w:type="dxa" w:w="864"/>
+            <w:tcW w:type="dxa" w:w="720"/>
           </w:tcPr>
           <w:p>
             <w:r>
@@ -1808,7 +2142,7 @@
         </w:tc>
         <w:tc>
           <w:tcPr>
-            <w:tcW w:type="dxa" w:w="864"/>
+            <w:tcW w:type="dxa" w:w="720"/>
           </w:tcPr>
           <w:p>
             <w:r>
@@ -1822,7 +2156,7 @@
         </w:tc>
         <w:tc>
           <w:tcPr>
-            <w:tcW w:type="dxa" w:w="864"/>
+            <w:tcW w:type="dxa" w:w="720"/>
           </w:tcPr>
           <w:p>
             <w:r>
@@ -1835,7 +2169,7 @@
         </w:tc>
         <w:tc>
           <w:tcPr>
-            <w:tcW w:type="dxa" w:w="864"/>
+            <w:tcW w:type="dxa" w:w="720"/>
           </w:tcPr>
           <w:p>
             <w:r>
@@ -1848,7 +2182,7 @@
         </w:tc>
         <w:tc>
           <w:tcPr>
-            <w:tcW w:type="dxa" w:w="864"/>
+            <w:tcW w:type="dxa" w:w="720"/>
           </w:tcPr>
           <w:p>
             <w:r>
@@ -1862,7 +2196,7 @@
         </w:tc>
         <w:tc>
           <w:tcPr>
-            <w:tcW w:type="dxa" w:w="864"/>
+            <w:tcW w:type="dxa" w:w="720"/>
           </w:tcPr>
           <w:p>
             <w:r>
@@ -1875,7 +2209,7 @@
         </w:tc>
         <w:tc>
           <w:tcPr>
-            <w:tcW w:type="dxa" w:w="864"/>
+            <w:tcW w:type="dxa" w:w="720"/>
           </w:tcPr>
           <w:p>
             <w:r>
@@ -1889,7 +2223,7 @@
         </w:tc>
         <w:tc>
           <w:tcPr>
-            <w:tcW w:type="dxa" w:w="864"/>
+            <w:tcW w:type="dxa" w:w="720"/>
           </w:tcPr>
           <w:p>
             <w:r>
@@ -1903,7 +2237,7 @@
         </w:tc>
         <w:tc>
           <w:tcPr>
-            <w:tcW w:type="dxa" w:w="864"/>
+            <w:tcW w:type="dxa" w:w="720"/>
           </w:tcPr>
           <w:p>
             <w:r>
@@ -1916,7 +2250,33 @@
         </w:tc>
         <w:tc>
           <w:tcPr>
-            <w:tcW w:type="dxa" w:w="864"/>
+            <w:tcW w:type="dxa" w:w="720"/>
+          </w:tcPr>
+          <w:p>
+            <w:r>
+              <w:rPr>
+                <w:b/>
+                <w:sz w:val="16"/>
+              </w:rPr>
+            </w:r>
+          </w:p>
+        </w:tc>
+        <w:tc>
+          <w:tcPr>
+            <w:tcW w:type="dxa" w:w="720"/>
+          </w:tcPr>
+          <w:p>
+            <w:r>
+              <w:rPr>
+                <w:b/>
+                <w:sz w:val="16"/>
+              </w:rPr>
+            </w:r>
+          </w:p>
+        </w:tc>
+        <w:tc>
+          <w:tcPr>
+            <w:tcW w:type="dxa" w:w="720"/>
           </w:tcPr>
           <w:p>
             <w:r>
@@ -1945,16 +2305,18 @@
         <w:tblLook w:firstColumn="1" w:firstRow="1" w:lastColumn="0" w:lastRow="0" w:noHBand="0" w:noVBand="1" w:val="04A0"/>
       </w:tblPr>
       <w:tblGrid>
-        <w:gridCol w:w="864"/>
-        <w:gridCol w:w="864"/>
-        <w:gridCol w:w="864"/>
-        <w:gridCol w:w="864"/>
-        <w:gridCol w:w="864"/>
-        <w:gridCol w:w="864"/>
-        <w:gridCol w:w="864"/>
-        <w:gridCol w:w="864"/>
-        <w:gridCol w:w="864"/>
-        <w:gridCol w:w="864"/>
+        <w:gridCol w:w="720"/>
+        <w:gridCol w:w="720"/>
+        <w:gridCol w:w="720"/>
+        <w:gridCol w:w="720"/>
+        <w:gridCol w:w="720"/>
+        <w:gridCol w:w="720"/>
+        <w:gridCol w:w="720"/>
+        <w:gridCol w:w="720"/>
+        <w:gridCol w:w="720"/>
+        <w:gridCol w:w="720"/>
+        <w:gridCol w:w="720"/>
+        <w:gridCol w:w="720"/>
       </w:tblGrid>
       <w:tr>
         <w:tc>
@@ -1977,7 +2339,7 @@
         </w:tc>
         <w:tc>
           <w:tcPr>
-            <w:tcW w:type="dxa" w:w="3118"/>
+            <w:tcW w:type="dxa" w:w="2835"/>
             <w:vAlign w:val="center"/>
           </w:tcPr>
           <w:p>
@@ -2107,7 +2469,7 @@
         </w:tc>
         <w:tc>
           <w:tcPr>
-            <w:tcW w:type="dxa" w:w="2268"/>
+            <w:tcW w:type="dxa" w:w="1984"/>
             <w:vAlign w:val="center"/>
           </w:tcPr>
           <w:p>
@@ -2125,7 +2487,7 @@
         </w:tc>
         <w:tc>
           <w:tcPr>
-            <w:tcW w:type="dxa" w:w="850"/>
+            <w:tcW w:type="dxa" w:w="680"/>
             <w:vAlign w:val="center"/>
           </w:tcPr>
           <w:p>
@@ -2141,11 +2503,47 @@
             </w:r>
           </w:p>
         </w:tc>
+        <w:tc>
+          <w:tcPr>
+            <w:tcW w:type="dxa" w:w="1417"/>
+            <w:vAlign w:val="center"/>
+          </w:tcPr>
+          <w:p>
+            <w:pPr>
+              <w:jc w:val="center"/>
+            </w:pPr>
+            <w:r>
+              <w:rPr>
+                <w:b/>
+                <w:sz w:val="18"/>
+              </w:rPr>
+              <w:t>L план/расч, м</w:t>
+            </w:r>
+          </w:p>
+        </w:tc>
+        <w:tc>
+          <w:tcPr>
+            <w:tcW w:type="dxa" w:w="850"/>
+            <w:vAlign w:val="center"/>
+          </w:tcPr>
+          <w:p>
+            <w:pPr>
+              <w:jc w:val="center"/>
+            </w:pPr>
+            <w:r>
+              <w:rPr>
+                <w:b/>
+                <w:sz w:val="18"/>
+              </w:rPr>
+              <w:t>ΔU, %</w:t>
+            </w:r>
+          </w:p>
+        </w:tc>
       </w:tr>
       <w:tr>
         <w:tc>
           <w:tcPr>
-            <w:tcW w:type="dxa" w:w="864"/>
+            <w:tcW w:type="dxa" w:w="720"/>
           </w:tcPr>
           <w:p>
             <w:r>
@@ -2159,7 +2557,7 @@
         </w:tc>
         <w:tc>
           <w:tcPr>
-            <w:tcW w:type="dxa" w:w="864"/>
+            <w:tcW w:type="dxa" w:w="720"/>
           </w:tcPr>
           <w:p>
             <w:r>
@@ -2173,7 +2571,7 @@
         </w:tc>
         <w:tc>
           <w:tcPr>
-            <w:tcW w:type="dxa" w:w="864"/>
+            <w:tcW w:type="dxa" w:w="720"/>
           </w:tcPr>
           <w:p>
             <w:r>
@@ -2187,7 +2585,7 @@
         </w:tc>
         <w:tc>
           <w:tcPr>
-            <w:tcW w:type="dxa" w:w="864"/>
+            <w:tcW w:type="dxa" w:w="720"/>
           </w:tcPr>
           <w:p>
             <w:r>
@@ -2201,7 +2599,7 @@
         </w:tc>
         <w:tc>
           <w:tcPr>
-            <w:tcW w:type="dxa" w:w="864"/>
+            <w:tcW w:type="dxa" w:w="720"/>
           </w:tcPr>
           <w:p>
             <w:r>
@@ -2215,7 +2613,7 @@
         </w:tc>
         <w:tc>
           <w:tcPr>
-            <w:tcW w:type="dxa" w:w="864"/>
+            <w:tcW w:type="dxa" w:w="720"/>
           </w:tcPr>
           <w:p>
             <w:r>
@@ -2229,7 +2627,7 @@
         </w:tc>
         <w:tc>
           <w:tcPr>
-            <w:tcW w:type="dxa" w:w="864"/>
+            <w:tcW w:type="dxa" w:w="720"/>
           </w:tcPr>
           <w:p>
             <w:r>
@@ -2243,7 +2641,7 @@
         </w:tc>
         <w:tc>
           <w:tcPr>
-            <w:tcW w:type="dxa" w:w="864"/>
+            <w:tcW w:type="dxa" w:w="720"/>
           </w:tcPr>
           <w:p>
             <w:r>
@@ -2257,7 +2655,7 @@
         </w:tc>
         <w:tc>
           <w:tcPr>
-            <w:tcW w:type="dxa" w:w="864"/>
+            <w:tcW w:type="dxa" w:w="720"/>
           </w:tcPr>
           <w:p>
             <w:r>
@@ -2271,7 +2669,7 @@
         </w:tc>
         <w:tc>
           <w:tcPr>
-            <w:tcW w:type="dxa" w:w="864"/>
+            <w:tcW w:type="dxa" w:w="720"/>
           </w:tcPr>
           <w:p>
             <w:r>
@@ -2283,11 +2681,39 @@
             </w:r>
           </w:p>
         </w:tc>
+        <w:tc>
+          <w:tcPr>
+            <w:tcW w:type="dxa" w:w="720"/>
+          </w:tcPr>
+          <w:p>
+            <w:r>
+              <w:rPr>
+                <w:b w:val="0"/>
+                <w:sz w:val="16"/>
+              </w:rPr>
+              <w:t>20/24.0</w:t>
+            </w:r>
+          </w:p>
+        </w:tc>
+        <w:tc>
+          <w:tcPr>
+            <w:tcW w:type="dxa" w:w="720"/>
+          </w:tcPr>
+          <w:p>
+            <w:r>
+              <w:rPr>
+                <w:b w:val="0"/>
+                <w:sz w:val="16"/>
+              </w:rPr>
+              <w:t>0.53</w:t>
+            </w:r>
+          </w:p>
+        </w:tc>
       </w:tr>
       <w:tr>
         <w:tc>
           <w:tcPr>
-            <w:tcW w:type="dxa" w:w="864"/>
+            <w:tcW w:type="dxa" w:w="720"/>
           </w:tcPr>
           <w:p>
             <w:r>
@@ -2300,7 +2726,7 @@
         </w:tc>
         <w:tc>
           <w:tcPr>
-            <w:tcW w:type="dxa" w:w="864"/>
+            <w:tcW w:type="dxa" w:w="720"/>
           </w:tcPr>
           <w:p>
             <w:r>
@@ -2314,7 +2740,7 @@
         </w:tc>
         <w:tc>
           <w:tcPr>
-            <w:tcW w:type="dxa" w:w="864"/>
+            <w:tcW w:type="dxa" w:w="720"/>
           </w:tcPr>
           <w:p>
             <w:r>
@@ -2327,7 +2753,7 @@
         </w:tc>
         <w:tc>
           <w:tcPr>
-            <w:tcW w:type="dxa" w:w="864"/>
+            <w:tcW w:type="dxa" w:w="720"/>
           </w:tcPr>
           <w:p>
             <w:r>
@@ -2340,7 +2766,7 @@
         </w:tc>
         <w:tc>
           <w:tcPr>
-            <w:tcW w:type="dxa" w:w="864"/>
+            <w:tcW w:type="dxa" w:w="720"/>
           </w:tcPr>
           <w:p>
             <w:r>
@@ -2354,7 +2780,7 @@
         </w:tc>
         <w:tc>
           <w:tcPr>
-            <w:tcW w:type="dxa" w:w="864"/>
+            <w:tcW w:type="dxa" w:w="720"/>
           </w:tcPr>
           <w:p>
             <w:r>
@@ -2367,7 +2793,7 @@
         </w:tc>
         <w:tc>
           <w:tcPr>
-            <w:tcW w:type="dxa" w:w="864"/>
+            <w:tcW w:type="dxa" w:w="720"/>
           </w:tcPr>
           <w:p>
             <w:r>
@@ -2381,7 +2807,7 @@
         </w:tc>
         <w:tc>
           <w:tcPr>
-            <w:tcW w:type="dxa" w:w="864"/>
+            <w:tcW w:type="dxa" w:w="720"/>
           </w:tcPr>
           <w:p>
             <w:r>
@@ -2395,7 +2821,7 @@
         </w:tc>
         <w:tc>
           <w:tcPr>
-            <w:tcW w:type="dxa" w:w="864"/>
+            <w:tcW w:type="dxa" w:w="720"/>
           </w:tcPr>
           <w:p>
             <w:r>
@@ -2408,7 +2834,33 @@
         </w:tc>
         <w:tc>
           <w:tcPr>
-            <w:tcW w:type="dxa" w:w="864"/>
+            <w:tcW w:type="dxa" w:w="720"/>
+          </w:tcPr>
+          <w:p>
+            <w:r>
+              <w:rPr>
+                <w:b/>
+                <w:sz w:val="16"/>
+              </w:rPr>
+            </w:r>
+          </w:p>
+        </w:tc>
+        <w:tc>
+          <w:tcPr>
+            <w:tcW w:type="dxa" w:w="720"/>
+          </w:tcPr>
+          <w:p>
+            <w:r>
+              <w:rPr>
+                <w:b/>
+                <w:sz w:val="16"/>
+              </w:rPr>
+            </w:r>
+          </w:p>
+        </w:tc>
+        <w:tc>
+          <w:tcPr>
+            <w:tcW w:type="dxa" w:w="720"/>
           </w:tcPr>
           <w:p>
             <w:r>
@@ -2437,16 +2889,18 @@
         <w:tblLook w:firstColumn="1" w:firstRow="1" w:lastColumn="0" w:lastRow="0" w:noHBand="0" w:noVBand="1" w:val="04A0"/>
       </w:tblPr>
       <w:tblGrid>
-        <w:gridCol w:w="864"/>
-        <w:gridCol w:w="864"/>
-        <w:gridCol w:w="864"/>
-        <w:gridCol w:w="864"/>
-        <w:gridCol w:w="864"/>
-        <w:gridCol w:w="864"/>
-        <w:gridCol w:w="864"/>
-        <w:gridCol w:w="864"/>
-        <w:gridCol w:w="864"/>
-        <w:gridCol w:w="864"/>
+        <w:gridCol w:w="720"/>
+        <w:gridCol w:w="720"/>
+        <w:gridCol w:w="720"/>
+        <w:gridCol w:w="720"/>
+        <w:gridCol w:w="720"/>
+        <w:gridCol w:w="720"/>
+        <w:gridCol w:w="720"/>
+        <w:gridCol w:w="720"/>
+        <w:gridCol w:w="720"/>
+        <w:gridCol w:w="720"/>
+        <w:gridCol w:w="720"/>
+        <w:gridCol w:w="720"/>
       </w:tblGrid>
       <w:tr>
         <w:tc>
@@ -2469,7 +2923,7 @@
         </w:tc>
         <w:tc>
           <w:tcPr>
-            <w:tcW w:type="dxa" w:w="3118"/>
+            <w:tcW w:type="dxa" w:w="2835"/>
             <w:vAlign w:val="center"/>
           </w:tcPr>
           <w:p>
@@ -2599,7 +3053,7 @@
         </w:tc>
         <w:tc>
           <w:tcPr>
-            <w:tcW w:type="dxa" w:w="2268"/>
+            <w:tcW w:type="dxa" w:w="1984"/>
             <w:vAlign w:val="center"/>
           </w:tcPr>
           <w:p>
@@ -2617,7 +3071,7 @@
         </w:tc>
         <w:tc>
           <w:tcPr>
-            <w:tcW w:type="dxa" w:w="850"/>
+            <w:tcW w:type="dxa" w:w="680"/>
             <w:vAlign w:val="center"/>
           </w:tcPr>
           <w:p>
@@ -2633,11 +3087,47 @@
             </w:r>
           </w:p>
         </w:tc>
+        <w:tc>
+          <w:tcPr>
+            <w:tcW w:type="dxa" w:w="1417"/>
+            <w:vAlign w:val="center"/>
+          </w:tcPr>
+          <w:p>
+            <w:pPr>
+              <w:jc w:val="center"/>
+            </w:pPr>
+            <w:r>
+              <w:rPr>
+                <w:b/>
+                <w:sz w:val="18"/>
+              </w:rPr>
+              <w:t>L план/расч, м</w:t>
+            </w:r>
+          </w:p>
+        </w:tc>
+        <w:tc>
+          <w:tcPr>
+            <w:tcW w:type="dxa" w:w="850"/>
+            <w:vAlign w:val="center"/>
+          </w:tcPr>
+          <w:p>
+            <w:pPr>
+              <w:jc w:val="center"/>
+            </w:pPr>
+            <w:r>
+              <w:rPr>
+                <w:b/>
+                <w:sz w:val="18"/>
+              </w:rPr>
+              <w:t>ΔU, %</w:t>
+            </w:r>
+          </w:p>
+        </w:tc>
       </w:tr>
       <w:tr>
         <w:tc>
           <w:tcPr>
-            <w:tcW w:type="dxa" w:w="864"/>
+            <w:tcW w:type="dxa" w:w="720"/>
           </w:tcPr>
           <w:p>
             <w:r>
@@ -2651,7 +3141,7 @@
         </w:tc>
         <w:tc>
           <w:tcPr>
-            <w:tcW w:type="dxa" w:w="864"/>
+            <w:tcW w:type="dxa" w:w="720"/>
           </w:tcPr>
           <w:p>
             <w:r>
@@ -2665,7 +3155,7 @@
         </w:tc>
         <w:tc>
           <w:tcPr>
-            <w:tcW w:type="dxa" w:w="864"/>
+            <w:tcW w:type="dxa" w:w="720"/>
           </w:tcPr>
           <w:p>
             <w:r>
@@ -2679,7 +3169,7 @@
         </w:tc>
         <w:tc>
           <w:tcPr>
-            <w:tcW w:type="dxa" w:w="864"/>
+            <w:tcW w:type="dxa" w:w="720"/>
           </w:tcPr>
           <w:p>
             <w:r>
@@ -2693,7 +3183,7 @@
         </w:tc>
         <w:tc>
           <w:tcPr>
-            <w:tcW w:type="dxa" w:w="864"/>
+            <w:tcW w:type="dxa" w:w="720"/>
           </w:tcPr>
           <w:p>
             <w:r>
@@ -2707,7 +3197,7 @@
         </w:tc>
         <w:tc>
           <w:tcPr>
-            <w:tcW w:type="dxa" w:w="864"/>
+            <w:tcW w:type="dxa" w:w="720"/>
           </w:tcPr>
           <w:p>
             <w:r>
@@ -2721,7 +3211,7 @@
         </w:tc>
         <w:tc>
           <w:tcPr>
-            <w:tcW w:type="dxa" w:w="864"/>
+            <w:tcW w:type="dxa" w:w="720"/>
           </w:tcPr>
           <w:p>
             <w:r>
@@ -2735,7 +3225,7 @@
         </w:tc>
         <w:tc>
           <w:tcPr>
-            <w:tcW w:type="dxa" w:w="864"/>
+            <w:tcW w:type="dxa" w:w="720"/>
           </w:tcPr>
           <w:p>
             <w:r>
@@ -2749,7 +3239,7 @@
         </w:tc>
         <w:tc>
           <w:tcPr>
-            <w:tcW w:type="dxa" w:w="864"/>
+            <w:tcW w:type="dxa" w:w="720"/>
           </w:tcPr>
           <w:p>
             <w:r>
@@ -2763,7 +3253,7 @@
         </w:tc>
         <w:tc>
           <w:tcPr>
-            <w:tcW w:type="dxa" w:w="864"/>
+            <w:tcW w:type="dxa" w:w="720"/>
           </w:tcPr>
           <w:p>
             <w:r>
@@ -2775,11 +3265,39 @@
             </w:r>
           </w:p>
         </w:tc>
+        <w:tc>
+          <w:tcPr>
+            <w:tcW w:type="dxa" w:w="720"/>
+          </w:tcPr>
+          <w:p>
+            <w:r>
+              <w:rPr>
+                <w:b w:val="0"/>
+                <w:sz w:val="16"/>
+              </w:rPr>
+              <w:t>25/30.0</w:t>
+            </w:r>
+          </w:p>
+        </w:tc>
+        <w:tc>
+          <w:tcPr>
+            <w:tcW w:type="dxa" w:w="720"/>
+          </w:tcPr>
+          <w:p>
+            <w:r>
+              <w:rPr>
+                <w:b w:val="0"/>
+                <w:sz w:val="16"/>
+              </w:rPr>
+              <w:t>1.22</w:t>
+            </w:r>
+          </w:p>
+        </w:tc>
       </w:tr>
       <w:tr>
         <w:tc>
           <w:tcPr>
-            <w:tcW w:type="dxa" w:w="864"/>
+            <w:tcW w:type="dxa" w:w="720"/>
           </w:tcPr>
           <w:p>
             <w:r>
@@ -2793,7 +3311,7 @@
         </w:tc>
         <w:tc>
           <w:tcPr>
-            <w:tcW w:type="dxa" w:w="864"/>
+            <w:tcW w:type="dxa" w:w="720"/>
           </w:tcPr>
           <w:p>
             <w:r>
@@ -2807,7 +3325,7 @@
         </w:tc>
         <w:tc>
           <w:tcPr>
-            <w:tcW w:type="dxa" w:w="864"/>
+            <w:tcW w:type="dxa" w:w="720"/>
           </w:tcPr>
           <w:p>
             <w:r>
@@ -2821,7 +3339,7 @@
         </w:tc>
         <w:tc>
           <w:tcPr>
-            <w:tcW w:type="dxa" w:w="864"/>
+            <w:tcW w:type="dxa" w:w="720"/>
           </w:tcPr>
           <w:p>
             <w:r>
@@ -2835,7 +3353,7 @@
         </w:tc>
         <w:tc>
           <w:tcPr>
-            <w:tcW w:type="dxa" w:w="864"/>
+            <w:tcW w:type="dxa" w:w="720"/>
           </w:tcPr>
           <w:p>
             <w:r>
@@ -2849,7 +3367,7 @@
         </w:tc>
         <w:tc>
           <w:tcPr>
-            <w:tcW w:type="dxa" w:w="864"/>
+            <w:tcW w:type="dxa" w:w="720"/>
           </w:tcPr>
           <w:p>
             <w:r>
@@ -2863,7 +3381,7 @@
         </w:tc>
         <w:tc>
           <w:tcPr>
-            <w:tcW w:type="dxa" w:w="864"/>
+            <w:tcW w:type="dxa" w:w="720"/>
           </w:tcPr>
           <w:p>
             <w:r>
@@ -2877,7 +3395,7 @@
         </w:tc>
         <w:tc>
           <w:tcPr>
-            <w:tcW w:type="dxa" w:w="864"/>
+            <w:tcW w:type="dxa" w:w="720"/>
           </w:tcPr>
           <w:p>
             <w:r>
@@ -2891,7 +3409,7 @@
         </w:tc>
         <w:tc>
           <w:tcPr>
-            <w:tcW w:type="dxa" w:w="864"/>
+            <w:tcW w:type="dxa" w:w="720"/>
           </w:tcPr>
           <w:p>
             <w:r>
@@ -2905,7 +3423,7 @@
         </w:tc>
         <w:tc>
           <w:tcPr>
-            <w:tcW w:type="dxa" w:w="864"/>
+            <w:tcW w:type="dxa" w:w="720"/>
           </w:tcPr>
           <w:p>
             <w:r>
@@ -2917,11 +3435,39 @@
             </w:r>
           </w:p>
         </w:tc>
+        <w:tc>
+          <w:tcPr>
+            <w:tcW w:type="dxa" w:w="720"/>
+          </w:tcPr>
+          <w:p>
+            <w:r>
+              <w:rPr>
+                <w:b w:val="0"/>
+                <w:sz w:val="16"/>
+              </w:rPr>
+              <w:t>30/36.0</w:t>
+            </w:r>
+          </w:p>
+        </w:tc>
+        <w:tc>
+          <w:tcPr>
+            <w:tcW w:type="dxa" w:w="720"/>
+          </w:tcPr>
+          <w:p>
+            <w:r>
+              <w:rPr>
+                <w:b w:val="0"/>
+                <w:sz w:val="16"/>
+              </w:rPr>
+              <w:t>1.07</w:t>
+            </w:r>
+          </w:p>
+        </w:tc>
       </w:tr>
       <w:tr>
         <w:tc>
           <w:tcPr>
-            <w:tcW w:type="dxa" w:w="864"/>
+            <w:tcW w:type="dxa" w:w="720"/>
           </w:tcPr>
           <w:p>
             <w:r>
@@ -2934,7 +3480,7 @@
         </w:tc>
         <w:tc>
           <w:tcPr>
-            <w:tcW w:type="dxa" w:w="864"/>
+            <w:tcW w:type="dxa" w:w="720"/>
           </w:tcPr>
           <w:p>
             <w:r>
@@ -2948,7 +3494,7 @@
         </w:tc>
         <w:tc>
           <w:tcPr>
-            <w:tcW w:type="dxa" w:w="864"/>
+            <w:tcW w:type="dxa" w:w="720"/>
           </w:tcPr>
           <w:p>
             <w:r>
@@ -2961,7 +3507,7 @@
         </w:tc>
         <w:tc>
           <w:tcPr>
-            <w:tcW w:type="dxa" w:w="864"/>
+            <w:tcW w:type="dxa" w:w="720"/>
           </w:tcPr>
           <w:p>
             <w:r>
@@ -2974,7 +3520,7 @@
         </w:tc>
         <w:tc>
           <w:tcPr>
-            <w:tcW w:type="dxa" w:w="864"/>
+            <w:tcW w:type="dxa" w:w="720"/>
           </w:tcPr>
           <w:p>
             <w:r>
@@ -2988,7 +3534,7 @@
         </w:tc>
         <w:tc>
           <w:tcPr>
-            <w:tcW w:type="dxa" w:w="864"/>
+            <w:tcW w:type="dxa" w:w="720"/>
           </w:tcPr>
           <w:p>
             <w:r>
@@ -3001,7 +3547,7 @@
         </w:tc>
         <w:tc>
           <w:tcPr>
-            <w:tcW w:type="dxa" w:w="864"/>
+            <w:tcW w:type="dxa" w:w="720"/>
           </w:tcPr>
           <w:p>
             <w:r>
@@ -3015,7 +3561,7 @@
         </w:tc>
         <w:tc>
           <w:tcPr>
-            <w:tcW w:type="dxa" w:w="864"/>
+            <w:tcW w:type="dxa" w:w="720"/>
           </w:tcPr>
           <w:p>
             <w:r>
@@ -3029,7 +3575,7 @@
         </w:tc>
         <w:tc>
           <w:tcPr>
-            <w:tcW w:type="dxa" w:w="864"/>
+            <w:tcW w:type="dxa" w:w="720"/>
           </w:tcPr>
           <w:p>
             <w:r>
@@ -3042,7 +3588,33 @@
         </w:tc>
         <w:tc>
           <w:tcPr>
-            <w:tcW w:type="dxa" w:w="864"/>
+            <w:tcW w:type="dxa" w:w="720"/>
+          </w:tcPr>
+          <w:p>
+            <w:r>
+              <w:rPr>
+                <w:b/>
+                <w:sz w:val="16"/>
+              </w:rPr>
+            </w:r>
+          </w:p>
+        </w:tc>
+        <w:tc>
+          <w:tcPr>
+            <w:tcW w:type="dxa" w:w="720"/>
+          </w:tcPr>
+          <w:p>
+            <w:r>
+              <w:rPr>
+                <w:b/>
+                <w:sz w:val="16"/>
+              </w:rPr>
+            </w:r>
+          </w:p>
+        </w:tc>
+        <w:tc>
+          <w:tcPr>
+            <w:tcW w:type="dxa" w:w="720"/>
           </w:tcPr>
           <w:p>
             <w:r>
@@ -3071,16 +3643,18 @@
         <w:tblLook w:firstColumn="1" w:firstRow="1" w:lastColumn="0" w:lastRow="0" w:noHBand="0" w:noVBand="1" w:val="04A0"/>
       </w:tblPr>
       <w:tblGrid>
-        <w:gridCol w:w="864"/>
-        <w:gridCol w:w="864"/>
-        <w:gridCol w:w="864"/>
-        <w:gridCol w:w="864"/>
-        <w:gridCol w:w="864"/>
-        <w:gridCol w:w="864"/>
-        <w:gridCol w:w="864"/>
-        <w:gridCol w:w="864"/>
-        <w:gridCol w:w="864"/>
-        <w:gridCol w:w="864"/>
+        <w:gridCol w:w="720"/>
+        <w:gridCol w:w="720"/>
+        <w:gridCol w:w="720"/>
+        <w:gridCol w:w="720"/>
+        <w:gridCol w:w="720"/>
+        <w:gridCol w:w="720"/>
+        <w:gridCol w:w="720"/>
+        <w:gridCol w:w="720"/>
+        <w:gridCol w:w="720"/>
+        <w:gridCol w:w="720"/>
+        <w:gridCol w:w="720"/>
+        <w:gridCol w:w="720"/>
       </w:tblGrid>
       <w:tr>
         <w:tc>
@@ -3103,7 +3677,7 @@
         </w:tc>
         <w:tc>
           <w:tcPr>
-            <w:tcW w:type="dxa" w:w="3118"/>
+            <w:tcW w:type="dxa" w:w="2835"/>
             <w:vAlign w:val="center"/>
           </w:tcPr>
           <w:p>
@@ -3233,7 +3807,7 @@
         </w:tc>
         <w:tc>
           <w:tcPr>
-            <w:tcW w:type="dxa" w:w="2268"/>
+            <w:tcW w:type="dxa" w:w="1984"/>
             <w:vAlign w:val="center"/>
           </w:tcPr>
           <w:p>
@@ -3251,7 +3825,7 @@
         </w:tc>
         <w:tc>
           <w:tcPr>
-            <w:tcW w:type="dxa" w:w="850"/>
+            <w:tcW w:type="dxa" w:w="680"/>
             <w:vAlign w:val="center"/>
           </w:tcPr>
           <w:p>
@@ -3267,11 +3841,47 @@
             </w:r>
           </w:p>
         </w:tc>
+        <w:tc>
+          <w:tcPr>
+            <w:tcW w:type="dxa" w:w="1417"/>
+            <w:vAlign w:val="center"/>
+          </w:tcPr>
+          <w:p>
+            <w:pPr>
+              <w:jc w:val="center"/>
+            </w:pPr>
+            <w:r>
+              <w:rPr>
+                <w:b/>
+                <w:sz w:val="18"/>
+              </w:rPr>
+              <w:t>L план/расч, м</w:t>
+            </w:r>
+          </w:p>
+        </w:tc>
+        <w:tc>
+          <w:tcPr>
+            <w:tcW w:type="dxa" w:w="850"/>
+            <w:vAlign w:val="center"/>
+          </w:tcPr>
+          <w:p>
+            <w:pPr>
+              <w:jc w:val="center"/>
+            </w:pPr>
+            <w:r>
+              <w:rPr>
+                <w:b/>
+                <w:sz w:val="18"/>
+              </w:rPr>
+              <w:t>ΔU, %</w:t>
+            </w:r>
+          </w:p>
+        </w:tc>
       </w:tr>
       <w:tr>
         <w:tc>
           <w:tcPr>
-            <w:tcW w:type="dxa" w:w="864"/>
+            <w:tcW w:type="dxa" w:w="720"/>
           </w:tcPr>
           <w:p>
             <w:r>
@@ -3285,7 +3895,7 @@
         </w:tc>
         <w:tc>
           <w:tcPr>
-            <w:tcW w:type="dxa" w:w="864"/>
+            <w:tcW w:type="dxa" w:w="720"/>
           </w:tcPr>
           <w:p>
             <w:r>
@@ -3299,7 +3909,7 @@
         </w:tc>
         <w:tc>
           <w:tcPr>
-            <w:tcW w:type="dxa" w:w="864"/>
+            <w:tcW w:type="dxa" w:w="720"/>
           </w:tcPr>
           <w:p>
             <w:r>
@@ -3313,7 +3923,7 @@
         </w:tc>
         <w:tc>
           <w:tcPr>
-            <w:tcW w:type="dxa" w:w="864"/>
+            <w:tcW w:type="dxa" w:w="720"/>
           </w:tcPr>
           <w:p>
             <w:r>
@@ -3327,7 +3937,7 @@
         </w:tc>
         <w:tc>
           <w:tcPr>
-            <w:tcW w:type="dxa" w:w="864"/>
+            <w:tcW w:type="dxa" w:w="720"/>
           </w:tcPr>
           <w:p>
             <w:r>
@@ -3341,7 +3951,7 @@
         </w:tc>
         <w:tc>
           <w:tcPr>
-            <w:tcW w:type="dxa" w:w="864"/>
+            <w:tcW w:type="dxa" w:w="720"/>
           </w:tcPr>
           <w:p>
             <w:r>
@@ -3355,7 +3965,7 @@
         </w:tc>
         <w:tc>
           <w:tcPr>
-            <w:tcW w:type="dxa" w:w="864"/>
+            <w:tcW w:type="dxa" w:w="720"/>
           </w:tcPr>
           <w:p>
             <w:r>
@@ -3369,7 +3979,7 @@
         </w:tc>
         <w:tc>
           <w:tcPr>
-            <w:tcW w:type="dxa" w:w="864"/>
+            <w:tcW w:type="dxa" w:w="720"/>
           </w:tcPr>
           <w:p>
             <w:r>
@@ -3383,7 +3993,7 @@
         </w:tc>
         <w:tc>
           <w:tcPr>
-            <w:tcW w:type="dxa" w:w="864"/>
+            <w:tcW w:type="dxa" w:w="720"/>
           </w:tcPr>
           <w:p>
             <w:r>
@@ -3397,7 +4007,7 @@
         </w:tc>
         <w:tc>
           <w:tcPr>
-            <w:tcW w:type="dxa" w:w="864"/>
+            <w:tcW w:type="dxa" w:w="720"/>
           </w:tcPr>
           <w:p>
             <w:r>
@@ -3409,11 +4019,39 @@
             </w:r>
           </w:p>
         </w:tc>
+        <w:tc>
+          <w:tcPr>
+            <w:tcW w:type="dxa" w:w="720"/>
+          </w:tcPr>
+          <w:p>
+            <w:r>
+              <w:rPr>
+                <w:b w:val="0"/>
+                <w:sz w:val="16"/>
+              </w:rPr>
+              <w:t>35/42.0</w:t>
+            </w:r>
+          </w:p>
+        </w:tc>
+        <w:tc>
+          <w:tcPr>
+            <w:tcW w:type="dxa" w:w="720"/>
+          </w:tcPr>
+          <w:p>
+            <w:r>
+              <w:rPr>
+                <w:b w:val="0"/>
+                <w:sz w:val="16"/>
+              </w:rPr>
+              <w:t>2.91</w:t>
+            </w:r>
+          </w:p>
+        </w:tc>
       </w:tr>
       <w:tr>
         <w:tc>
           <w:tcPr>
-            <w:tcW w:type="dxa" w:w="864"/>
+            <w:tcW w:type="dxa" w:w="720"/>
           </w:tcPr>
           <w:p>
             <w:r>
@@ -3426,7 +4064,7 @@
         </w:tc>
         <w:tc>
           <w:tcPr>
-            <w:tcW w:type="dxa" w:w="864"/>
+            <w:tcW w:type="dxa" w:w="720"/>
           </w:tcPr>
           <w:p>
             <w:r>
@@ -3440,7 +4078,7 @@
         </w:tc>
         <w:tc>
           <w:tcPr>
-            <w:tcW w:type="dxa" w:w="864"/>
+            <w:tcW w:type="dxa" w:w="720"/>
           </w:tcPr>
           <w:p>
             <w:r>
@@ -3453,7 +4091,7 @@
         </w:tc>
         <w:tc>
           <w:tcPr>
-            <w:tcW w:type="dxa" w:w="864"/>
+            <w:tcW w:type="dxa" w:w="720"/>
           </w:tcPr>
           <w:p>
             <w:r>
@@ -3466,7 +4104,7 @@
         </w:tc>
         <w:tc>
           <w:tcPr>
-            <w:tcW w:type="dxa" w:w="864"/>
+            <w:tcW w:type="dxa" w:w="720"/>
           </w:tcPr>
           <w:p>
             <w:r>
@@ -3480,7 +4118,7 @@
         </w:tc>
         <w:tc>
           <w:tcPr>
-            <w:tcW w:type="dxa" w:w="864"/>
+            <w:tcW w:type="dxa" w:w="720"/>
           </w:tcPr>
           <w:p>
             <w:r>
@@ -3493,7 +4131,7 @@
         </w:tc>
         <w:tc>
           <w:tcPr>
-            <w:tcW w:type="dxa" w:w="864"/>
+            <w:tcW w:type="dxa" w:w="720"/>
           </w:tcPr>
           <w:p>
             <w:r>
@@ -3507,7 +4145,7 @@
         </w:tc>
         <w:tc>
           <w:tcPr>
-            <w:tcW w:type="dxa" w:w="864"/>
+            <w:tcW w:type="dxa" w:w="720"/>
           </w:tcPr>
           <w:p>
             <w:r>
@@ -3521,7 +4159,7 @@
         </w:tc>
         <w:tc>
           <w:tcPr>
-            <w:tcW w:type="dxa" w:w="864"/>
+            <w:tcW w:type="dxa" w:w="720"/>
           </w:tcPr>
           <w:p>
             <w:r>
@@ -3534,7 +4172,33 @@
         </w:tc>
         <w:tc>
           <w:tcPr>
-            <w:tcW w:type="dxa" w:w="864"/>
+            <w:tcW w:type="dxa" w:w="720"/>
+          </w:tcPr>
+          <w:p>
+            <w:r>
+              <w:rPr>
+                <w:b/>
+                <w:sz w:val="16"/>
+              </w:rPr>
+            </w:r>
+          </w:p>
+        </w:tc>
+        <w:tc>
+          <w:tcPr>
+            <w:tcW w:type="dxa" w:w="720"/>
+          </w:tcPr>
+          <w:p>
+            <w:r>
+              <w:rPr>
+                <w:b/>
+                <w:sz w:val="16"/>
+              </w:rPr>
+            </w:r>
+          </w:p>
+        </w:tc>
+        <w:tc>
+          <w:tcPr>
+            <w:tcW w:type="dxa" w:w="720"/>
           </w:tcPr>
           <w:p>
             <w:r>

--- a/elec-system/projects/DEMO-2025-001_Офисный_центр/docs/load_table_by_panel.docx
+++ b/elec-system/projects/DEMO-2025-001_Офисный_центр/docs/load_table_by_panel.docx
@@ -24,7 +24,7 @@
         <w:jc w:val="center"/>
       </w:pPr>
       <w:r>
-        <w:t>Дата: 2026-05-03  |  ГОСТ 21.613</w:t>
+        <w:t>Дата: 2026-05-06  |  ГОСТ 21.613</w:t>
       </w:r>
     </w:p>
     <w:p/>

--- a/elec-system/projects/DEMO-2025-001_Офисный_центр/docs/load_table_by_panel.docx
+++ b/elec-system/projects/DEMO-2025-001_Офисный_центр/docs/load_table_by_panel.docx
@@ -24,7 +24,7 @@
         <w:jc w:val="center"/>
       </w:pPr>
       <w:r>
-        <w:t>Дата: 2026-05-06  |  ГОСТ 21.613</w:t>
+        <w:t>Дата: 2026-05-08  |  ГОСТ 21.613</w:t>
       </w:r>
     </w:p>
     <w:p/>
